--- a/papers/20_MRP-ST-Repair_Patterns/Manuscript_Patterns.docx
+++ b/papers/20_MRP-ST-Repair_Patterns/Manuscript_Patterns.docx
@@ -5075,7 +5075,7 @@
         <w:t>Code.</w:t>
       </w:r>
       <w:r>
-        <w:t xml:space="preserve"> All training, simulation, audit, aggregation, and analysis scripts, with exact seeds and configuration manifests (including the cohort simulator), are released at https://github.com/WorldBMW/cervix-st-multimodal, pinned at submission to the tagged release https://github.com/WorldBMW/cervix-st-multimodal/releases/tag/v1.0.0, and archived at Zenodo (DOI: TO BE INSERTED BEFORE SUBMISSION). The release follows the FAIR principles[22]: data are public, code is versioned and archived, and every reported number is reproducible from a manifest.</w:t>
+        <w:t xml:space="preserve"> All training, simulation, audit, aggregation, and analysis scripts, with exact seeds and configuration manifests (including the cohort simulator), are released at https://github.com/WorldBMW/cervix-st-multimodal, pinned at submission to the tagged release https://github.com/WorldBMW/cervix-st-multimodal/releases/tag/v1.0.0, and deposited in Zenodo before publication, whose DOI is reported in the version of record; the tagged release above is the frozen state against which every number in this paper was produced and is the accessible interim location. The release follows the FAIR principles[22]: data are public, code is versioned and archived, and every reported number is reproducible from a manifest.</w:t>
       </w:r>
     </w:p>
     <w:p>
@@ -5745,7 +5745,7 @@
               <w:rPr>
                 <w:sz w:val="18"/>
               </w:rPr>
-              <w:t>https://github.com/WorldBMW/cervix-st-multimodal (tag v1.0.0); Zenodo DOI: TO BE INSERTED BEFORE SUBMISSION</w:t>
+              <w:t>https://github.com/WorldBMW/cervix-st-multimodal (tag v1.0.0); Zenodo archive of the same state, DOI reported in the version of record</w:t>
             </w:r>
           </w:p>
         </w:tc>
@@ -10419,7 +10419,7 @@
         <w:t>exp_within_group_label_geomx.py</w:t>
       </w:r>
       <w:r>
-        <w:t>), is released at https://github.com/WorldBMW/cervix-st-multimodal, pinned to the tagged release https://github.com/WorldBMW/cervix-st-multimodal/releases/tag/v1.0.0, and archived at Zenodo (DOI: TO BE INSERTED BEFORE SUBMISSION; the tagged GitHub release is the accessible interim location). Both the tag and the DOI are frozen before submission so that the archived state matches the reported numbers exactly. The cervical cohort is as described in the companion study.[1]</w:t>
+        <w:t>), is released at https://github.com/WorldBMW/cervix-st-multimodal, pinned to the tagged release https://github.com/WorldBMW/cervix-st-multimodal/releases/tag/v1.0.0, and deposited in Zenodo before publication, whose DOI is reported in the version of record; the tagged release is the accessible interim location. The tag and the archive are cut from the same commit, so the archived state matches the reported numbers exactly. The cervical cohort is as described in the companion study.[1]</w:t>
       </w:r>
     </w:p>
     <w:p>
@@ -10757,7 +10757,7 @@
         <w:ind w:left="432" w:hanging="432"/>
       </w:pPr>
       <w:r>
-        <w:t>1. Bai, M. et al. A calibrated label-dependence audit for group-structured models identifies block leakage in cervical neoplasia cohorts. Companion study. Preprint DOI: TO BE INSERTED BEFORE SUBMISSION. Interim access: https://github.com/WorldBMW/cervix-st-multimodal.</w:t>
+        <w:t>1. Bai, M. et al. A calibrated label-dependence audit for group-structured models identifies block leakage in cervical neoplasia cohorts. Companion manuscript (related submission); the cervical cohort definition is restated in Experimental Procedures and every number in this paper was produced here from the public accessions. Interim access: https://github.com/WorldBMW/cervix-st-multimodal/releases/tag/v1.0.0.</w:t>
       </w:r>
     </w:p>
     <w:p>

--- a/papers/20_MRP-ST-Repair_Patterns/Manuscript_Patterns.docx
+++ b/papers/20_MRP-ST-Repair_Patterns/Manuscript_Patterns.docx
@@ -111,15 +111,7 @@
         <w:ind w:left="432" w:hanging="432"/>
       </w:pPr>
       <w:r>
-        <w:t>4. Passing the gate means leakage is below threshold, not that group is gone</w:t>
-      </w:r>
-    </w:p>
-    <w:p>
-      <w:pPr>
-        <w:ind w:left="432" w:hanging="432"/>
-      </w:pPr>
-      <w:r>
-        <w:t>5. Validated in one domain; two cohorts test predictions, not repair utility</w:t>
+        <w:t>4. One domain is validated end to end; the gate bounds leakage, never erasure</w:t>
       </w:r>
     </w:p>
     <w:p>
@@ -10757,7 +10749,7 @@
         <w:ind w:left="432" w:hanging="432"/>
       </w:pPr>
       <w:r>
-        <w:t>1. Bai, M. et al. A calibrated label-dependence audit for group-structured models identifies block leakage in cervical neoplasia cohorts. Companion manuscript (related submission); the cervical cohort definition is restated in Experimental Procedures and every number in this paper was produced here from the public accessions. Interim access: https://github.com/WorldBMW/cervix-st-multimodal/releases/tag/v1.0.0.</w:t>
+        <w:t>1. Bai, M. et al. A calibrated label-dependence audit for group-structured models identifies block leakage in cervical neoplasia cohorts. Manuscript in preparation, declared as a related manuscript in the cover letter and supplied with this submission as a related file; the cervical cohort definition is restated in Experimental Procedures, and every number in this paper was produced here from the public accessions.</w:t>
       </w:r>
     </w:p>
     <w:p>

--- a/papers/20_MRP-ST-Repair_Patterns/Manuscript_Patterns.docx
+++ b/papers/20_MRP-ST-Repair_Patterns/Manuscript_Patterns.docx
@@ -281,27 +281,27 @@
         <w:t>identity leakage</w:t>
       </w:r>
       <w:r>
-        <w:t>. It is distinct from the classical train/test contamination studied in data mining,[2] because nothing is duplicated across the split: the leakage lives in a latent variable (group membership) that a random split silently preserves, and it is distinct from domain shift,[3,4] because the training and deployment distributions need not differ for the failure to occur.</w:t>
+        <w:t>. It is distinct from the classical train/test contamination studied in data mining,[1] because nothing is duplicated across the split: the leakage lives in a latent variable (group membership) that a random split silently preserves, and it is distinct from domain shift,[3,4] because the training and deployment distributions need not differ for the failure to occur.</w:t>
       </w:r>
     </w:p>
     <w:p>
       <w:r>
-        <w:t>The consequences are well documented across fields and are mostly reported as reproducibility failures rather than as a single named mechanism,[23] which is part of why the problem is usually patched case by case rather than measured. Leakage of correlated or duplicated records invalidates published performance estimates;[2] shortcut solutions let models pass benchmarks while failing on the intended task;[5] chest-radiograph models trained across hospitals degrade on unseen sites and partly encode site and patient identity;[6,7] leave-one-subject-out evaluation, rather than record-level cross-validation, is the correct protocol for wearable and clinical time-series data, and using the wrong one inflates accuracy systematically.[8] Ecological and remote-sensing modelling reached the same conclusion from the opposite direction: blocked cross-validation, in which whole spatial, temporal, hierarchical or phylogenetic blocks are held out rather than individual records, is nearly universally more appropriate than random cross-validation wherever a dependence structure exists,[40] and re-validating a large-scale forest-biomass map with spatially disjoint blocks collapsed an apparent predictive R2 above 0.5 to quasi-null predictive power.[41] A cross-field survey finds leakage affecting 294 papers across 17 fields and supplies a taxonomy of eight leakage types together with model info sheets for preventing them.[23]</w:t>
+        <w:t>The consequences are well documented across fields and are mostly reported as reproducibility failures rather than as a single named mechanism,[22] which is part of why the problem is usually patched case by case rather than measured. Leakage of correlated or duplicated records invalidates published performance estimates;[1] shortcut solutions let models pass benchmarks while failing on the intended task;[4] chest-radiograph models trained across hospitals degrade on unseen sites and partly encode site and patient identity;[6,7] leave-one-subject-out evaluation, rather than record-level cross-validation, is the correct protocol for wearable and clinical time-series data, and using the wrong one inflates accuracy systematically.[7] Ecological and remote-sensing modelling reached the same conclusion from the opposite direction: blocked cross-validation, in which whole spatial, temporal, hierarchical or phylogenetic blocks are held out rather than individual records, is nearly universally more appropriate than random cross-validation wherever a dependence structure exists,[39] and re-validating a large-scale forest-biomass map with spatially disjoint blocks collapsed an apparent predictive R2 above 0.5 to quasi-null predictive power.[40] A cross-field survey finds leakage affecting 294 papers across 17 fields and supplies a taxonomy of eight leakage types together with model info sheets for preventing them.[22]</w:t>
       </w:r>
     </w:p>
     <w:p>
       <w:r>
-        <w:t>What these reports share is a structural precondition (multiple observations per group, observation-level splitting) and an evaluation that cannot tell whether a model learned the target property or the group. Group leakage is not unrecognised. It is one of the eight leakage types in the cross-field taxonomy of ref [23], which documents it across 294 papers in 17 fields, and the remedies that literature offers are the right ones for the situation it addresses: construct the split so that no group straddles it,[8,40,41] and disclose what you did.[23] The size of the effect has been measured too, field by field: on brain MRI, splitting a volume at slice level rather than subject level raised reported accuracy by 30, 29, 48 and 55 percentage points on four datasets, and a randomly relabelled dataset still returned about 96% accuracy under the slice-level split against about 50% under the subject-level one.[42] Both are design-time remedies, and both are instructions for someone who has not trained yet.</w:t>
+        <w:t>What these reports share is a structural precondition (multiple observations per group, observation-level splitting) and an evaluation that cannot tell whether a model learned the target property or the group. Group leakage is not unrecognised. It is one of the eight leakage types in the cross-field taxonomy of ref [22], which documents it across 294 papers in 17 fields, and the remedies that literature offers are the right ones for the situation it addresses: construct the split so that no group straddles it,[8,40,41] and disclose what you did.[22] The size of the effect has been measured too, field by field: on brain MRI, splitting a volume at slice level rather than subject level raised reported accuracy by 30, 29, 48 and 55 percentage points on four datasets, and a randomly relabelled dataset still returned about 96% accuracy under the slice-level split against about 50% under the subject-level one.[41] Both are design-time remedies, and both are instructions for someone who has not trained yet.</w:t>
       </w:r>
     </w:p>
     <w:p>
       <w:r>
-        <w:t>What none of them supplies is a number that travels: the inflation is reported in each dataset's own accuracy units, against a null specific to that model and that split, so the 30 and the 55 cannot be compared with each other, carried into a new cohort, or set against a threshold that decides anything. The case this paper addresses is the one they do not cover, and it is not a rare one: the representation already exists. The taxonomy of ref [23] documents leakage in 294 papers that had already been published when it was compiled, and for every one of them the design-time remedy is retroactively inapplicable, because the split that produced a number cannot be redesigned once the number is in print; the reassessments that do get published, ref [41] among them, re-evaluate the model under a corrected protocol rather than measuring the figure that was reported. A practitioner has inherited a model or an embedding that reports high held-out performance, the split that produced the number was at observation level, and neither the split nor the training run can be redone cheaply. Neither remedy answers that practitioner's question. Re-running with a group-disjoint split is a different experiment: it estimates what the performance would have been, not how much of the number already reported is group-driven, and it cannot be run at all on a representation that is being reused or fine-tuned downstream. A checklist returns a disclosure, not a measurement. What is needed instead is a counterfactual measurement taken on the representation as it stands: how much of its reported association survives when whole groups are held out, expressed in the units of what permutation alone would have produced, and carried out with an instrument that can itself be shown still to see something after the representation has been modified. That is a different object from a splitting protocol, and it is the object built below: the sibling-unit trap and the label-dependence index are its two components, and the acceptance protocol, the precondition test and the two decision boundaries are what make it usable.</w:t>
+        <w:t>What none of them supplies is a number that travels: the inflation is reported in each dataset's own accuracy units, against a null specific to that model and that split, so the 30 and the 55 cannot be compared with each other, carried into a new cohort, or set against a threshold that decides anything. The case this paper addresses is the one they do not cover, and it is not a rare one: the representation already exists. The taxonomy of ref [22] documents leakage in 294 papers that had already been published when it was compiled, and for every one of them the design-time remedy is retroactively inapplicable, because the split that produced a number cannot be redesigned once the number is in print; the reassessments that do get published, ref [40] among them, re-evaluate the model under a corrected protocol rather than measuring the figure that was reported. A practitioner has inherited a model or an embedding that reports high held-out performance, the split that produced the number was at observation level, and neither the split nor the training run can be redone cheaply. Neither remedy answers that practitioner's question. Re-running with a group-disjoint split is a different experiment: it estimates what the performance would have been, not how much of the number already reported is group-driven, and it cannot be run at all on a representation that is being reused or fine-tuned downstream. A checklist returns a disclosure, not a measurement. What is needed instead is a counterfactual measurement taken on the representation as it stands: how much of its reported association survives when whole groups are held out, expressed in the units of what permutation alone would have produced, and carried out with an instrument that can itself be shown still to see something after the representation has been modified. That is a different object from a splitting protocol, and it is the object built below: the sibling-unit trap and the label-dependence index are its two components, and the acceptance protocol, the precondition test and the two decision boundaries are what make it usable.</w:t>
       </w:r>
     </w:p>
     <w:p>
       <w:r>
-        <w:t>Detection of this failure mode has recently become quantitative. In a companion study[1] we introduced a calibrated label-dependence index (LDI), a permutation-refit statistic that detects group-block leakage and, in a cervical neoplasia cohort, showed that a model with in-sample AUROC 1.00 collapses to chance (0.497) under leave-one-donor-out evaluation. That observation is where the problem we take up comes from and it carries no result below: every number reported in this paper is recomputed by our own runs on the public accessions listed in the resource table, and reference [1] is cited only here and in that table. Related detection work exists in language-model evaluation, where temporal train–test partitioning traces test-set contamination.[9] Detection, however, only tells a practitioner that a model is compromised. It supplies no remedy, and the obvious remedy does not work.</w:t>
+        <w:t>Detection of this failure mode has recently become quantitative. This paper defines a calibrated label-dependence index (LDI): a permutation-refit statistic that measures how much of a group's identity a linear readout can still recover from a representation, evaluated under leave-one-group-out and calibrated against a null obtained by refitting the same probe on permuted labels. Its operating characteristics are measured here, on controls with known ground truth, and the cervical cohort on which the phenomenon is easiest to see is defined in full in Experimental Procedures from public accessions alone, so that no step of this paper depends on a source a reader cannot fetch. Related detection work exists in language-model evaluation, where temporal train–test partitioning traces test-set contamination.[8] Detection, however, only tells a practitioner that a model is compromised. It supplies no remedy, and the obvious remedy does not work.</w:t>
       </w:r>
     </w:p>
     <w:p>
@@ -311,12 +311,12 @@
     </w:p>
     <w:p>
       <w:r>
-        <w:t>Adversarial removal of an attribute from a learned representation is a mature idea, and we place ourselves inside that literature rather than beside it. Censoring representations with an adversary,[27] controllable invariance through adversarial feature learning,[28] adversarially fair and transferable representations,[29] and the domain-adversarial machinery we build on[3,4] all attach a predictor to a representation and train the encoder to make that predictor fail. Our repair operator is deliberately an instance of this standard design: a group-identity classifier attached through a gradient-reversal layer. We claim no novelty for it, and we say so here because the alternative reading, that this paper proposes a new debiasing method, would misdescribe the contribution. The reason is that this literature has also established, repeatedly, that a defeated adversary is not evidence of removal: attributes that an adversary drove to chance during training remain recoverable by a post-hoc classifier trained on the same representation,[30] and the same gap has been reported for explicit bias removal in image embeddings[31] and for iterative nullspace projection.[32] What is missing is therefore not another operator but an instrument: something that asks, after any removal attempt, whether what remains still transfers across groups and whether it exceeds what permutation alone would produce. Our contributions sit at exactly that point, and they are properties of the audit rather than of the adversary. The consequence appears inside our own results below: on the simulated identity-confounding control the planted fingerprint was cleared only partially, and in the two cross-domain cohorts group identity remained five to eight times more recoverable than chance after repair. We read both as the gap of ref [30] reproduced by our own operator, which is precisely why the acceptance decision is delegated to an instrument rather than to the adversary's loss.</w:t>
+        <w:t>Adversarial removal of an attribute from a learned representation is a mature idea, and we place ourselves inside that literature rather than beside it. Censoring representations with an adversary,[26] controllable invariance through adversarial feature learning,[27] adversarially fair and transferable representations,[28] and the domain-adversarial machinery we build on[3,4] all attach a predictor to a representation and train the encoder to make that predictor fail. Our repair operator is deliberately an instance of this standard design: a group-identity classifier attached through a gradient-reversal layer. We claim no novelty for it, and we say so here because the alternative reading, that this paper proposes a new debiasing method, would misdescribe the contribution. The reason is that this literature has also established, repeatedly, that a defeated adversary is not evidence of removal: attributes that an adversary drove to chance during training remain recoverable by a post-hoc classifier trained on the same representation,[29] and the same gap has been reported for explicit bias removal in image embeddings[30] and for iterative nullspace projection.[31] What is missing is therefore not another operator but an instrument: something that asks, after any removal attempt, whether what remains still transfers across groups and whether it exceeds what permutation alone would produce. Our contributions sit at exactly that point, and they are properties of the audit rather than of the adversary. The consequence appears inside our own results below: on the simulated identity-confounding control the planted fingerprint was cleared only partially, and in the two cross-domain cohorts group identity remained five to eight times more recoverable than chance after repair. We read both as the gap of ref [29] reproduced by our own operator, which is precisely why the acceptance decision is delegated to an instrument rather than to the adversary's loss.</w:t>
       </w:r>
     </w:p>
     <w:p>
       <w:r>
-        <w:t xml:space="preserve">The nearest prior work each solves a neighbouring problem. Batch- and patient-robust contrastive encoders produce group-consistent representations but provide no leakage metric, no calibrated acceptance criterion, and no operating characteristics. Group-robustness objectives (Group-DRO,[10] invariant risk minimization[11]) suppress spurious correlations but ship without any instrument to verify that label dependence was actually removed: a gap we show is not cosmetic. Batch-correction and alignment tools (Harmony,[12] conditional generative models,[13] spatial-alignment methods) align distributions across batches, which is orthogonal to removing label dependence nested </w:t>
+        <w:t xml:space="preserve">The nearest prior work each solves a neighbouring problem. Batch- and patient-robust contrastive encoders produce group-consistent representations but provide no leakage metric, no calibrated acceptance criterion, and no operating characteristics. Group-robustness objectives (Group-DRO,[9] invariant risk minimization[10]) suppress spurious correlations but ship without any instrument to verify that label dependence was actually removed: a gap we show is not cosmetic. Batch-correction and alignment tools (Harmony,[11] conditional generative models,[12] spatial-alignment methods) align distributions across batches, which is orthogonal to removing label dependence nested </w:t>
       </w:r>
       <w:r>
         <w:rPr>
@@ -325,7 +325,7 @@
         <w:t>within</w:t>
       </w:r>
       <w:r>
-        <w:t xml:space="preserve"> groups; the adversarial members of that family (iMAP,[33] SCIDRL,[34] DAVAE[35]) use the same gradient-reversal machinery as our operator but optimise cross-batch mixing and are scored by integration metrics such as batch entropy and the adjusted Rand index, not by a calibrated group-level label-dependence statistic. Domain-adversarial training[3,4] is the closest machinery to ours, but it is used to transfer across domains, not to remove a group identity that is confounded with the label inside a single training set. Group-disjoint splitting[8] is a preventive practice, not a remediation of an already-trained model. In fairness research, adversarial and constrained objectives learn representations independent of a sensitive attribute,[27–29,36,37] and the fairness–accuracy trade-offs they navigate are the same shape as the one our feasibility condition makes explicit; the surveys of that literature[21,38] document the trade-off, whereas our contribution is the pre-computable diagnosis of when it has no feasible point.</w:t>
+        <w:t xml:space="preserve"> groups; the adversarial members of that family (iMAP,[32] SCIDRL,[33] DAVAE[34]) use the same gradient-reversal machinery as our operator but optimise cross-batch mixing and are scored by integration metrics such as batch entropy and the adjusted Rand index, not by a calibrated group-level label-dependence statistic. Domain-adversarial training[3,4] is the closest machinery to ours, but it is used to transfer across domains, not to remove a group identity that is confounded with the label inside a single training set. Group-disjoint splitting[7] is a preventive practice, not a remediation of an already-trained model. In fairness research, adversarial and constrained objectives learn representations independent of a sensitive attribute,[27–29,36,37] and the fairness–accuracy trade-offs they navigate are the same shape as the one our feasibility condition makes explicit; the surveys of that literature[21,38] document the trade-off, whereas our contribution is the pre-computable diagnosis of when it has no feasible point.</w:t>
       </w:r>
     </w:p>
     <w:p>
@@ -392,7 +392,7 @@
         <w:t>The sibling-unit trap: unit-level evaluation is optimistic whenever a group contributes more than one unit.</w:t>
       </w:r>
       <w:r>
-        <w:t xml:space="preserve"> This is the first of our two claims and it depends on none of the machinery below: not on the repair, not on the index, and not on the domain. When a group contributes several units, a held-out unit is re-identified through the siblings its group left in training, so unit-level cross-validation stays pinned at ceiling while group-level holdout collapses. The split that looks more conservative is the one that flatters the model. We produce the effect with a single knob (units per group k ∈ {2, 4, 8} at 16 groups, dose λ, three seeds): in 45 of 45 runs unit-level leave-one-out stayed at its class-size ceiling at every dose while the group-level statistic collapsed (0.713 → 0.230 at k = 2, λ = 5). It is not an artefact of the simulator. On the two real cross-domain cohorts audited below, where a subject contributes about 343 windows and a measurement batch about 1,391 measurements, τ_LOO − τ_LGO is positive in all 15 seed × dose cells of each cohort, and the two cohorts’ per-cell ranges do not overlap (+0.0010 to +0.0095 on HAR against +0.0209 to +0.0697 on gas drift; Table 5, Table S13). The companion study’s leave-one-donor-out AUROC collapse from 1.00 to 0.497 is the same effect in the wild.[1] The remedy is a rule rather than a method: </w:t>
+        <w:t xml:space="preserve"> This is the first of our two claims and it depends on none of the machinery below: not on the repair, not on the index, and not on the domain. When a group contributes several units, a held-out unit is re-identified through the siblings its group left in training, so unit-level cross-validation stays pinned at ceiling while group-level holdout collapses. The split that looks more conservative is the one that flatters the model. We produce the effect with a single knob (units per group k ∈ {2, 4, 8} at 16 groups, dose λ, three seeds): in 45 of 45 runs unit-level leave-one-out stayed at its class-size ceiling at every dose while the group-level statistic collapsed (0.713 → 0.230 at k = 2, λ = 5). It is not an artefact of the simulator. On the two real cross-domain cohorts audited below, where a subject contributes about 343 windows and a measurement batch about 1,391 measurements, τ_LOO − τ_LGO is positive in all 15 seed × dose cells of each cohort, and the two cohorts’ per-cell ranges do not overlap (+0.0010 to +0.0095 on HAR against +0.0209 to +0.0697 on gas drift; Table 5, Table S13). The remedy is a rule rather than a method: </w:t>
       </w:r>
       <w:r>
         <w:rPr>
@@ -585,7 +585,7 @@
     </w:p>
     <w:p>
       <w:r>
-        <w:t>Our validation domain is spatial transcriptomics (ST). We chose it because it is a demanding test rather than a convenient one: groups (donors) contribute tens of thousands of observations, the label–identity coupling varies in kind across cohorts, ground-truth simulations with known program amplitude and known leakage channels are available for calibration, public cohorts allow external replication, and the modality is already being pushed towards pathology-grade decision support,[20] so an audit failure there has a downstream consumer. Nothing in the framework, the theory, or the acceptance protocol uses domain-specific structure: the objects are a grouping variable, an observation-level label, an encoder, and an adversary. We therefore treat ST as the worked instantiation of a general protocol rather than as the subject of the paper, and we report the biological results it yields only as checks on the protocol, not as contributions in their own right.</w:t>
+        <w:t>Our validation domain is spatial transcriptomics (ST). We chose it because it is a demanding test rather than a convenient one: groups (donors) contribute tens of thousands of observations, the label–identity coupling varies in kind across cohorts, ground-truth simulations with known program amplitude and known leakage channels are available for calibration, public cohorts allow external replication, and the modality is already being pushed towards pathology-grade decision support,[19] so an audit failure there has a downstream consumer. Nothing in the framework, the theory, or the acceptance protocol uses domain-specific structure: the objects are a grouping variable, an observation-level label, an encoder, and an adversary. We therefore treat ST as the worked instantiation of a general protocol rather than as the subject of the paper, and we report the biological results it yields only as checks on the protocol, not as contributions in their own right.</w:t>
       </w:r>
     </w:p>
     <w:p>
@@ -685,7 +685,7 @@
         <w:t>Repair operator.</w:t>
       </w:r>
       <w:r>
-        <w:t xml:space="preserve"> We train a graph-attention encoder[14] on the unit-level spatial graph (k-nearest-neighbour, k = 6, with a large coordinate offset that prevents cross-slide edges) with a linear decoder reconstructing expression, and attach a group-identity classifier through a gradient-reversal layer[3,4] with ramped reversal strength α = min(1, 2·epoch/T) (a stability-hardened variant ramps only after a 50-epoch adversary warm-up, with α = 0 before it). The adversary maximizes group-identity accuracy; the encoder, through the reversal, minimizes it. A single hyperparameter λ scales the adversarial term: λ = 0 recovers the un-repaired baseline, and increasing λ doses the repair. In our validation domain the grouping variable is the donor, the units are tissue spots, and the released software instantiation is MRP-ST-Repair.</w:t>
+        <w:t xml:space="preserve"> We train a graph-attention encoder[13] on the unit-level spatial graph (k-nearest-neighbour, k = 6, with a large coordinate offset that prevents cross-slide edges) with a linear decoder reconstructing expression, and attach a group-identity classifier through a gradient-reversal layer[3,4] with ramped reversal strength α = min(1, 2·epoch/T) (a stability-hardened variant ramps only after a 50-epoch adversary warm-up, with α = 0 before it). The adversary maximizes group-identity accuracy; the encoder, through the reversal, minimizes it. A single hyperparameter λ scales the adversarial term: λ = 0 recovers the un-repaired baseline, and increasing λ doses the repair. In our validation domain the grouping variable is the donor, the units are tissue spots, and the released software instantiation is MRP-ST-Repair.</w:t>
       </w:r>
     </w:p>
     <w:p>
@@ -696,7 +696,7 @@
         <w:t>Safety: a strong shared program survives every dose.</w:t>
       </w:r>
       <w:r>
-        <w:t xml:space="preserve"> A method that claims to remove leakage must first prove that it does not remove everything. We ran a safety panel on the shared-program positive-control cohort across program amplitudes {0.5, 1.0, 1.5, 2.5}, adversarial doses λ ∈ {0, 0.5, 1, 2, 5}, and three seeds with the GAT encoder (60 runs), plus a graph-convolutional encoder[15] at the reference amplitude (15 runs). In 75 of 75 runs the post-repair leave-one-out association stayed at the analytic ceiling for the cohort's class sizes (τ = 0.707 for 50-versus-40 groups; R ≥ 0.989 in every run), and the LDI stayed at its high baseline (≈ 5.8 at the reference amplitude; 5.6–6.1 across all amplitudes) at every dose (Figure 2A). The safety panel and the matched simulation cohorts of Table 3 are two different parameterisations of the same generator and should not be read as one cohort: the panel uses 50-versus-40 label classes and sits at LDI 5.6–6.1, whereas the matched cohorts of Table 3 use 32 donors in 18-versus-14 classes (800 units each) and sit at +3.54 on the safety arm; the difference in level is a difference of configuration. This is the correct outcome, not a failure: a shared, group-transferable program should survive de-identification, and the detector should keep flagging it as genuine label dependence. Repair does not extinguish real signal; it extinguishes group identity.</w:t>
+        <w:t xml:space="preserve"> A method that claims to remove leakage must first prove that it does not remove everything. We ran a safety panel on the shared-program positive-control cohort across program amplitudes {0.5, 1.0, 1.5, 2.5}, adversarial doses λ ∈ {0, 0.5, 1, 2, 5}, and three seeds with the GAT encoder (60 runs), plus a graph-convolutional encoder[14] at the reference amplitude (15 runs). In 75 of 75 runs the post-repair leave-one-out association stayed at the analytic ceiling for the cohort's class sizes (τ = 0.707 for 50-versus-40 groups; R ≥ 0.989 in every run), and the LDI stayed at its high baseline (≈ 5.8 at the reference amplitude; 5.6–6.1 across all amplitudes) at every dose (Figure 2A). The safety panel and the matched simulation cohorts of Table 3 are two different parameterisations of the same generator and should not be read as one cohort: the panel uses 50-versus-40 label classes and sits at LDI 5.6–6.1, whereas the matched cohorts of Table 3 use 32 donors in 18-versus-14 classes (800 units each) and sit at +3.54 on the safety arm; the difference in level is a difference of configuration. This is the correct outcome, not a failure: a shared, group-transferable program should survive de-identification, and the detector should keep flagging it as genuine label dependence. Repair does not extinguish real signal; it extinguishes group identity.</w:t>
       </w:r>
     </w:p>
     <w:p>
@@ -787,12 +787,12 @@
     </w:p>
     <w:p>
       <w:r>
-        <w:t>We place this result immediately after the instrument because it is the most transferable finding in the paper and it does not depend on the repair. We generated a second phase grid that differs from the group-count grid of Decision boundary II in one respect: units per group k ∈ {2, 4, 8} at 16 groups, with the shared group fingerprint as the sole leakage channel and dose λ on the third axis, three seeds per cell, and we evaluated two statistics side by side: the unit-level leave-one-out τ used so far, and the group-level τ_LDO in which every unit of a held-out group is removed jointly. At λ = 0 the two coincide at the ceiling (0.713 for the 18-versus-14 unit classes): the shared program transfers across groups, as it should. After repair they separate dramatically (Figure 3C): unit-level leave-one-out stayed pinned at the ceiling in all 45 runs across k ∈ {2, 4, 8} (each k at its own class-size ceiling), while τ_LDO collapsed (at k = 2: 0.713 → 0.585 at λ = 2 and → 0.230 at λ = 5). The unit-level split is silently rescued by sibling units: the held-out unit's group remains in training through its siblings, so "generalization" is partly a re-identification match. The companion study's leave-one-donor-out AUROC collapse is exactly this effect in the wild; here it is produced and controlled with a single knob.</w:t>
+        <w:t>We place this result immediately after the instrument because it is the most transferable finding in the paper and it does not depend on the repair. We generated a second phase grid that differs from the group-count grid of Decision boundary II in one respect: units per group k ∈ {2, 4, 8} at 16 groups, with the shared group fingerprint as the sole leakage channel and dose λ on the third axis, three seeds per cell, and we evaluated two statistics side by side: the unit-level leave-one-out τ used so far, and the group-level τ_LDO in which every unit of a held-out group is removed jointly. At λ = 0 the two coincide at the ceiling (0.713 for the 18-versus-14 unit classes): the shared program transfers across groups, as it should. After repair they separate dramatically (Figure 3C): unit-level leave-one-out stayed pinned at the ceiling in all 45 runs across k ∈ {2, 4, 8} (each k at its own class-size ceiling), while τ_LDO collapsed (at k = 2: 0.713 → 0.585 at λ = 2 and → 0.230 at λ = 5). The unit-level split is silently rescued by sibling units: the held-out unit's group remains in training through its siblings, so "generalization" is partly a re-identification match. Here the same effect is produced and controlled with a single knob.</w:t>
       </w:r>
     </w:p>
     <w:p>
       <w:r>
-        <w:t>The effect is not confined to simulation. On the two real cross-domain cohorts audited below, a subject contributes about 343 windows and a measurement batch about 1,391 measurements, and τ_LOO − τ_LGO is positive in all 15 seed × dose cells of each cohort, with per-cell ranges that do not overlap between cohorts (HAR +0.0010 to +0.0095; gas drift +0.0209 to +0.0697; Table 5, Table S13). The trap therefore rests on three independent supports: 45 of 45 simulated runs, 30 of 30 real cross-domain cells, and a clinical cohort in the companion study.[1] None of them is one of the two small cohorts that carry the repair result, which is why we separate this claim from the question of how far the positive repair evidence extends.</w:t>
+        <w:t>The effect is not confined to simulation. On the two real cross-domain cohorts audited below, a subject contributes about 343 windows and a measurement batch about 1,391 measurements, and τ_LOO − τ_LGO is positive in all 15 seed × dose cells of each cohort, with per-cell ranges that do not overlap between cohorts (HAR +0.0010 to +0.0095; gas drift +0.0209 to +0.0697; Table 5, Table S13). The trap therefore rests on two independent supports: 45 of 45 simulated runs and 30 of 30 real cross-domain cells. Neither of them is one of the two small cohorts that carry the repair result, which is why we separate this claim from the question of how far the positive repair evidence extends.</w:t>
       </w:r>
     </w:p>
     <w:p>
@@ -866,7 +866,7 @@
         <w:t>Cervical neoplasia (ordinal severity; 35 Visium slides).</w:t>
       </w:r>
       <w:r>
-        <w:t xml:space="preserve"> With unbounded identity information, the baseline model's leave-one-out association is large relative to the null scale (τ_LOO ≈ 0.42; LDI ≈ 2.4–2.5 at λ = 0; Table S3). Dosing the repair produced a bistable response that survived stability hardening (adversary warm-up, gradient clipping, spectral-normalized adversary heads): low doses (λ ≤ 1) left LDI above the gate (2.00–2.52), while at high doses (λ ∈ {2, 5}) every seed produced below-gate runs (LDI 0.62–1.15) that retained only 27–50% of the transferable association, and the response was erratic rather than monotone: the same seed sat above the gate at one high dose and below it at the other (LDI 2.41 at λ = 2 but 0.80 at λ = 5 in one seed; 1.15 at λ = 2 but 2.42 at λ = 5 in another). There is no stable intermediate operating point. The mechanistic reading is direct: an ordinal severity label (normal, high-grade intraepithelial lesion, carcinoma) encodes each patient's individual pathological history; severity and identity are nearly the same variable in a small cohort, so any dose strong enough to strip identity also strips the label. The companion study reports the motivating collapse in different units, and the two are not commensurable, so we cite it as the origin of the observation rather than as corroboration of a measurement made here: there, a model that separated its cohort perfectly in sample (AUROC 1.00) fell to chance under leave-one-donor-out evaluation (0.497);[1] here, the in-sample association is almost entirely retained under donor holdout (τ_in = 0.462 against τ_LOO of about 0.42, a retention of 0.92; Table S3), so what is large on this cohort is the level of the held-out association relative to the permutation null (about 0.17), not the drop away from the in-sample fit. The mechanistic reading above rests on the dose response and on the random-label control of the next paragraph, not on reference [1].</w:t>
+        <w:t xml:space="preserve"> With unbounded identity information, the baseline model's leave-one-out association is large relative to the null scale (τ_LOO ≈ 0.42; LDI ≈ 2.4–2.5 at λ = 0; Table S3). Dosing the repair produced a bistable response that survived stability hardening (adversary warm-up, gradient clipping, spectral-normalized adversary heads): low doses (λ ≤ 1) left LDI above the gate (2.00–2.52), while at high doses (λ ∈ {2, 5}) every seed produced below-gate runs (LDI 0.62–1.15) that retained only 27–50% of the transferable association, and the response was erratic rather than monotone: the same seed sat above the gate at one high dose and below it at the other (LDI 2.41 at λ = 2 but 0.80 at λ = 5 in one seed; 1.15 at λ = 2 but 2.42 at λ = 5 in another). There is no stable intermediate operating point. The mechanistic reading is direct: an ordinal severity label (normal, high-grade intraepithelial lesion, carcinoma) encodes each patient's individual pathological history; severity and identity are nearly the same variable in a small cohort, so any dose strong enough to strip identity also strips the label. What is large on this cohort is the level of the held-out association relative to the permutation null (about 0.17), not the drop away from the in-sample fit: the in-sample association is almost entirely retained under donor holdout (τ_in = 0.462 against a τ_LOO of about 0.42, a retention of 0.92; Table S3). The mechanistic reading above rests on the dose response and on the random-label control of the next paragraph.</w:t>
       </w:r>
     </w:p>
     <w:p>
@@ -2533,7 +2533,7 @@
     </w:p>
     <w:p>
       <w:r>
-        <w:t>We report this as a check on the acceptance protocol, not as a biological contribution, which is why it appears here rather than among the seven findings above. Its force is negative: had the surviving direction been arbitrary (an uninterpretable mixture, or a residual group fingerprint) the enrichment would have failed, and the protocol would have been shown to certify noise. That it reproduces the contrast the field already reports[16] is evidence that an audited repair removes a shortcut rather than the signal. The same check is what makes an audited repair usable as a discovery filter: a candidate that survives de-identification is a candidate for cross-cohort transfer.</w:t>
+        <w:t>We report this as a check on the acceptance protocol, not as a biological contribution, which is why it appears here rather than among the seven findings above. Its force is negative: had the surviving direction been arbitrary (an uninterpretable mixture, or a residual group fingerprint) the enrichment would have failed, and the protocol would have been shown to certify noise. That it reproduces the contrast the field already reports[15] is evidence that an audited repair removes a shortcut rather than the signal. The same check is what makes an audited repair usable as a discovery filter: a candidate that survives de-identification is a candidate for cross-cohort transfer.</w:t>
       </w:r>
     </w:p>
     <w:p>
@@ -2583,7 +2583,7 @@
     </w:p>
     <w:p>
       <w:r>
-        <w:t>Two further observations reinforce the primacy of the audit over the endpoint: the λ = 5 seed spread on the head-and-neck cohort (SD 0.189 versus 0.041 at λ = 2) shows that strong repair is seed-unstable at this group count, matching the group-count boundary as placed in this configuration (between 16 and 32 groups here, and not a transferable cut-off); and the endpoint ranking does not track the leakage gate: the numerically highest prostate endpoint sits at λ = 5, a dose the gate rejects. Acceptance therefore cannot be delegated to a downstream metric, which is the practical reason an auditable gate exists at all. The framework's own recommendation for cohorts of this shape is stated in the protocol: where each group contributes a single consumption unit, the correct action is group-disjoint splitting[8] and the audit, not repair.</w:t>
+        <w:t>Two further observations reinforce the primacy of the audit over the endpoint: the λ = 5 seed spread on the head-and-neck cohort (SD 0.189 versus 0.041 at λ = 2) shows that strong repair is seed-unstable at this group count, matching the group-count boundary as placed in this configuration (between 16 and 32 groups here, and not a transferable cut-off); and the endpoint ranking does not track the leakage gate: the numerically highest prostate endpoint sits at λ = 5, a dose the gate rejects. Acceptance therefore cannot be delegated to a downstream metric, which is the practical reason an auditable gate exists at all. The framework's own recommendation for cohorts of this shape is stated in the protocol: where each group contributes a single consumption unit, the correct action is group-disjoint splitting[7] and the audit, not repair.</w:t>
       </w:r>
     </w:p>
     <w:p>
@@ -2605,7 +2605,7 @@
         <w:t>Control: the channel is opened by coupling, not by identifiability.</w:t>
       </w:r>
       <w:r>
-        <w:t xml:space="preserve"> Boundary I attributes the sibling-unit channel to group-label coupling rather than to how identifiable the group is, but the comparison that supports it holds identifiability only comparable across two cohorts (10.4x versus 9.1x chance), not fixed. We repeated it in a design where identifiability cannot move. GSE316098[43] is a NanoString GeoMx cohort of HPV-associated endocervical adenocarcinoma: 186 regions of interest from 7 cases, each ROI carrying its own pathology annotation, and the source study deliberately selected cases containing two distinct Silva invasion patterns within the same tumour, so the label varies within a group rather than being a donor-level value broadcast to every unit. Holding the feature matrix and the grouping variable fixed and changing only the label gives three arms spanning the coupling range: patient risk stratum (kappa = 0.225), Silva invasion pattern annotated per ROI (kappa = 0.273), and ROI cell type, epithelium versus stroma, balanced within every case and therefore orthogonal to the group (kappa = 0.000). At lambda = 0 the three arms share one embedding, so encoded identity is not merely comparable but identical, 6.55x chance in all three. Inflation tracks coupling and nothing else: +0.0075 on cell type (per-seed +0.0016 to +0.0185), +0.3736 on risk (+0.3528 to +0.4031) and +0.3955 on Silva pattern (+0.3337 to +0.4730) at baseline, and over all 15 seed x dose cells of each arm the two distributions do not approach overlapping (cell type +0.0016 to +0.0267 against risk +0.3210 to +0.4131), a separation of more than an order of magnitude at constant identifiability. What repair costs exposes the mechanism directly: the group-transferable association retained under dose was 0.989 of baseline on cell type (minimum 0.964), 0.806 on risk (0.613) and 0.717 on Silva pattern (0.605), so removing identity damaged the transferable signal in proportion to how much the label shared with the group, and did not damage it at all where the label carried no group information. Two consequences follow, and neither of them adds an accepted operating point. First, the trap is conditional: at kappa = 0 there is no channel to open and no repair to justify, which states the scope condition in positive form rather than as a boundary on our cohorts. Second, Proposition 1 held again, on a seventh cohort and against ROI-level rather than donor-derived truth: τ_base/σ̂ was 8.49, 9.34 and 10.39 against the 2.35 threshold, the dual gate was predicted empty in all three arms, and 0 of 12 dosed seed x dose cells passed it in each. These arms also show most directly why it is empty. The labels are strong (τ_base 0.71 to 0.80), and Remark 1 says that strength is exactly what makes remove-and-preserve infeasible, because the gate then demands a near-zero association from a signal the fidelity axis asks to retain. Read together with the degeneracy of the fidelity axis when the baseline association is near zero (limitation x), the dual gate fails at both ends and is informative only in the band between them, which is where the three accepted cells among our 18 dosed clinical cells sit; that is the structural answer to why the count is not larger, and it is a prediction about any cohort, not a description of ours (Table S17).</w:t>
+        <w:t xml:space="preserve"> Boundary I attributes the sibling-unit channel to group-label coupling rather than to how identifiable the group is, but the comparison that supports it holds identifiability only comparable across two cohorts (10.4x versus 9.1x chance), not fixed. We repeated it in a design where identifiability cannot move. GSE316098[42] is a NanoString GeoMx cohort of HPV-associated endocervical adenocarcinoma: 186 regions of interest from 7 cases, each ROI carrying its own pathology annotation, and the source study deliberately selected cases containing two distinct Silva invasion patterns within the same tumour, so the label varies within a group rather than being a donor-level value broadcast to every unit. Holding the feature matrix and the grouping variable fixed and changing only the label gives three arms spanning the coupling range: patient risk stratum (kappa = 0.225), Silva invasion pattern annotated per ROI (kappa = 0.273), and ROI cell type, epithelium versus stroma, balanced within every case and therefore orthogonal to the group (kappa = 0.000). At lambda = 0 the three arms share one embedding, so encoded identity is not merely comparable but identical, 6.55x chance in all three. Inflation tracks coupling and nothing else: +0.0075 on cell type (per-seed +0.0016 to +0.0185), +0.3736 on risk (+0.3528 to +0.4031) and +0.3955 on Silva pattern (+0.3337 to +0.4730) at baseline, and over all 15 seed x dose cells of each arm the two distributions do not approach overlapping (cell type +0.0016 to +0.0267 against risk +0.3210 to +0.4131), a separation of more than an order of magnitude at constant identifiability. What repair costs exposes the mechanism directly: the group-transferable association retained under dose was 0.989 of baseline on cell type (minimum 0.964), 0.806 on risk (0.613) and 0.717 on Silva pattern (0.605), so removing identity damaged the transferable signal in proportion to how much the label shared with the group, and did not damage it at all where the label carried no group information. Two consequences follow, and neither of them adds an accepted operating point. First, the trap is conditional: at kappa = 0 there is no channel to open and no repair to justify, which states the scope condition in positive form rather than as a boundary on our cohorts. Second, Proposition 1 held again, on a seventh cohort and against ROI-level rather than donor-derived truth: τ_base/σ̂ was 8.49, 9.34 and 10.39 against the 2.35 threshold, the dual gate was predicted empty in all three arms, and 0 of 12 dosed seed x dose cells passed it in each. These arms also show most directly why it is empty. The labels are strong (τ_base 0.71 to 0.80), and Remark 1 says that strength is exactly what makes remove-and-preserve infeasible, because the gate then demands a near-zero association from a signal the fidelity axis asks to retain. Read together with the degeneracy of the fidelity axis when the baseline association is near zero (limitation x), the dual gate fails at both ends and is informative only in the band between them, which is where the three accepted cells among our 18 dosed clinical cells sit; that is the structural answer to why the count is not larger, and it is a prediction about any cohort, not a description of ours (Table S17).</w:t>
       </w:r>
     </w:p>
     <w:p>
@@ -2642,7 +2642,7 @@
         <w:t>This is an audit of the theory's predictions, not a second full validation</w:t>
       </w:r>
       <w:r>
-        <w:t xml:space="preserve">: neither cohort carries a downstream endpoint, a planted control, or a domain readout, so the evidence below speaks to the instrument, the boundaries and the operator's behaviour: not to utility, and not to transfer of the framework as a whole. UCI HAR[24] is wearable human-activity recognition: 10,299 windows from 30 subjects, six activities, group–label coupling κ = 0.0025. UCI Gas Sensor Array Drift[25] is chemical sensing: 13,910 measurements from 10 measurement batches collected over different months, six gases, κ = 0.0511, with the natural imbalance that makes batch informative: three batches contain no measurement of gas 6 and one batch contributes 5 such measurements against 532 of gas 5. Units were 300 observations per domain drawn by within-group proportional sampling, preserving each cohort’s natural joint distribution. Two predictions were tested and they are not equally strong, so we report the falsifiable one first. The emptiness of the dual gate turns out to be a consistency check in these two cohorts: the fidelity axis was satisfied throughout, so the gate could only fail on the leakage axis, and prediction and observation are therefore close to the same statement. Decision boundary I is different in kind: it predicted an </w:t>
+        <w:t xml:space="preserve">: neither cohort carries a downstream endpoint, a planted control, or a domain readout, so the evidence below speaks to the instrument, the boundaries and the operator's behaviour: not to utility, and not to transfer of the framework as a whole. UCI HAR[23] is wearable human-activity recognition: 10,299 windows from 30 subjects, six activities, group–label coupling κ = 0.0025. UCI Gas Sensor Array Drift[24] is chemical sensing: 13,910 measurements from 10 measurement batches collected over different months, six gases, κ = 0.0511, with the natural imbalance that makes batch informative: three batches contain no measurement of gas 6 and one batch contributes 5 such measurements against 532 of gas 5. Units were 300 observations per domain drawn by within-group proportional sampling, preserving each cohort’s natural joint distribution. Two predictions were tested and they are not equally strong, so we report the falsifiable one first. The emptiness of the dual gate turns out to be a consistency check in these two cohorts: the fidelity axis was satisfied throughout, so the gate could only fail on the leakage axis, and prediction and observation are therefore close to the same statement. Decision boundary I is different in kind: it predicted an </w:t>
       </w:r>
       <w:r>
         <w:rPr>
@@ -3359,7 +3359,7 @@
         <w:t>Auditability discriminates between methods that look alike on standard metrics.</w:t>
       </w:r>
       <w:r>
-        <w:t xml:space="preserve"> Group-DRO and IRM are not strawmen; they are the two families a practitioner would reach for. Both improved or preserved in-sample statistics, and both left (or amplified) the group-level dependence that the audit measures. Because the failure modes are diagnosable from the sign and direction of the cross-group statistic (gap down, LDI positive; invariance claimed, LDI up), the taxonomy is usable on any method, including ones not tested here. What we are claiming should be stated exactly, because the comparison invites a larger reading than we intend. The two failure modes are properties of Group-DRO and IRM, and we do not generalise them: null-space projection,[32] contrastive cross-group objectives and conditional reweighting were not benchmarked, and any of them might trade fidelity against leakage differently. The deliverable of this paper is the auditing protocol, not the repair operator; LDI, the three axes and the group-level acceptance rule can be run on the output of whatever deconfounding method a practitioner already uses, because they read the representation rather than the objective that produced it. We therefore make no claim that the adversarial operator used here outperforms other deconfounding methods, and we would regard a study that ran this protocol across those families as a direct extension rather than as a competitor.</w:t>
+        <w:t xml:space="preserve"> Group-DRO and IRM are not strawmen; they are the two families a practitioner would reach for. Both improved or preserved in-sample statistics, and both left (or amplified) the group-level dependence that the audit measures. Because the failure modes are diagnosable from the sign and direction of the cross-group statistic (gap down, LDI positive; invariance claimed, LDI up), the taxonomy is usable on any method, including ones not tested here. What we are claiming should be stated exactly, because the comparison invites a larger reading than we intend. The two failure modes are properties of Group-DRO and IRM, and we do not generalise them: null-space projection,[31] contrastive cross-group objectives and conditional reweighting were not benchmarked, and any of them might trade fidelity against leakage differently. The deliverable of this paper is the auditing protocol, not the repair operator; LDI, the three axes and the group-level acceptance rule can be run on the output of whatever deconfounding method a practitioner already uses, because they read the representation rather than the objective that produced it. We therefore make no claim that the adversarial operator used here outperforms other deconfounding methods, and we would regard a study that ran this protocol across those families as a direct extension rather than as a competitor.</w:t>
       </w:r>
     </w:p>
     <w:p>
@@ -3387,7 +3387,7 @@
     </w:p>
     <w:p>
       <w:r>
-        <w:t>Identity leakage is a close structural relative of group fairness, and the relationship is worth stating precisely because it is often blurred. Group identity is routinely collinear with attributes that fairness research treats as sensitive: hospitals serve different populations, speakers carry dialect, age and gender, sites differ in equipment and referral patterns, users differ in demographics. When a model reaches its reported performance partly by recognizing group identity, the performance it reports is not uniformly available: it degrades on groups that were thin in training, which is exactly the pattern subgroup-fairness audits exist to catch.[21]</w:t>
+        <w:t>Identity leakage is a close structural relative of group fairness, and the relationship is worth stating precisely because it is often blurred. Group identity is routinely collinear with attributes that fairness research treats as sensitive: hospitals serve different populations, speakers carry dialect, age and gender, sites differ in equipment and referral patterns, users differ in demographics. When a model reaches its reported performance partly by recognizing group identity, the performance it reports is not uniformly available: it degrades on groups that were thin in training, which is exactly the pattern subgroup-fairness audits exist to catch.[20]</w:t>
       </w:r>
     </w:p>
     <w:p>
@@ -4600,7 +4600,7 @@
         <w:t>One repair family.</w:t>
       </w:r>
       <w:r>
-        <w:t xml:space="preserve"> Every repair in this paper is adversarial, trained through a gradient-reversal layer.[3,4] We did not develop or benchmark alternative repair paradigms, each of which is plausible and might trade fidelity against leakage differently: contrastive objectives with cross-group positive pairs; group-conditioned reweighting or importance sampling; explicit orthogonality or variance penalties on the group subspace; iterative nullspace projection;[32] disentangled or factorised latent-variable models; and generative removal. The three most informative next comparisons are the post-hoc or partly post-hoc ones, because they are cheap to run on the same grid: iterative nullspace projection,[32] contrastive cross-group objectives, and orthogonality penalties on the group subspace. The consequences differ by result. Proposition 1 and Remark 1 concern the </w:t>
+        <w:t xml:space="preserve"> Every repair in this paper is adversarial, trained through a gradient-reversal layer.[3,4] We did not develop or benchmark alternative repair paradigms, each of which is plausible and might trade fidelity against leakage differently: contrastive objectives with cross-group positive pairs; group-conditioned reweighting or importance sampling; explicit orthogonality or variance penalties on the group subspace; iterative nullspace projection;[31] disentangled or factorised latent-variable models; and generative removal. The three most informative next comparisons are the post-hoc or partly post-hoc ones, because they are cheap to run on the same grid: iterative nullspace projection,[31] contrastive cross-group objectives, and orthogonality penalties on the group subspace. The consequences differ by result. Proposition 1 and Remark 1 concern the </w:t>
       </w:r>
       <w:r>
         <w:rPr>
@@ -4673,7 +4673,7 @@
         <w:t>The applicability boundary this establishes is therefore explicit: repair is worth attempting only where multiple units per group exist and the audit shows a leakage channel.</w:t>
       </w:r>
       <w:r>
-        <w:t xml:space="preserve"> Where groups contribute a single unit, the correct action is group-disjoint splitting[8] and the audit, not repair. Even where repair does apply, the cost is real and quantified: at accepted cells R = 0.38–0.60, meaning 40–62% of the in-sample association is erased, and strong doses are seed-unstable at these group counts (AUROC SD 0.189 at λ = 5 versus 0.041 at λ = 2 on the head-and-neck cohort, matching the boundary in (iii)).</w:t>
+        <w:t xml:space="preserve"> Where groups contribute a single unit, the correct action is group-disjoint splitting[7] and the audit, not repair. Even where repair does apply, the cost is real and quantified: at accepted cells R = 0.38–0.60, meaning 40–62% of the in-sample association is erased, and strong doses are seed-unstable at these group counts (AUROC SD 0.189 at λ = 5 versus 0.041 at λ = 2 on the head-and-neck cohort, matching the boundary in (iii)).</w:t>
       </w:r>
     </w:p>
     <w:p>
@@ -5056,7 +5056,16 @@
         <w:t>Data.</w:t>
       </w:r>
       <w:r>
-        <w:t xml:space="preserve"> The head-and-neck cohort is GSE268014[17] (Visium, HPV-positive / HPV-negative HNSCC): 16 sections of that series (GSM8283897–GSM8283913), selected as a balanced 8 HPV-positive and 8 HPV-negative subset, 57,872 spots, mean 3,617 spots per section, from the Gene Expression Omnibus. The published cohort reports 26 tumour samples;[17] we used the balanced subset because Kendall τ under a binary label has an analytic ceiling that falls with class imbalance (τ_max = 0.7303 for an 8-versus-8 split against 0.6656 for an 8-versus-18 split, 8.9% lower) and because a rank statistic loses power under imbalance. The cost is resolution: n = 16 against 52 on the prostate cohort, which is one reason the head-and-neck acceptance result is the more fragile of the two. Balance is not a precondition of the instrument: the prostate cohort is severely unbalanced (48 tumour sections against 4 benign) and the index still returns a graded verdict there, so the subset is a choice about resolution in this arm rather than a requirement of the method. Two further points about that choice should be stated plainly. The comparability claim does not depend on it: τ_base/σ̂ is dimensionless, so a cohort of different composition would still be graded on the same scale, and the 48:4 prostate cohort is direct evidence that the instrument returns a graded verdict under severe imbalance. And we did not run the full 26-sample series, and we do not extrapolate to it. The ceiling argument says τ_base would fall if it tracked the ceiling (by up to 8.9%), but σ̂ depends on the group count as well, so the argument we give does not determine the direction of the ratio; the honest statement is that the 16-patient figures are a dose-response measurement on a balanced arm, not a cohort-level estimate for GSE268014. Running the imbalanced variant is a configuration change under the released manifests. The cervical cohort (35 Visium sections with ordinal severity labels) is as described in the companion study[1] (10x Genomics public datasets and GSE217237[18]). The prostate cohort is GSE278936[19] (Visium; 52-patient subset of a 120-patient prostate cancer cohort: 4 benign prostatic hyperplasia and 48 tumour sections spanning treatment-naive, neoadjuvant-treated, castration-resistant, and metastatic disease). Simulated cohorts are generated by the released simulator with fixed seeds; the generator is domain-agnostic (it specifies groups, units, a shared program, and group fingerprints, with no domain-specific structure).</w:t>
+        <w:t xml:space="preserve"> The head-and-neck cohort is GSE268014[16] (Visium, HPV-positive / HPV-negative HNSCC): 16 sections of that series (GSM8283897–GSM8283913), selected as a balanced 8 HPV-positive and 8 HPV-negative subset, 57,872 spots, mean 3,617 spots per section, from the Gene Expression Omnibus. The published cohort reports 26 tumour samples;[16] we used the balanced subset because Kendall τ under a binary label has an analytic ceiling that falls with class imbalance (τ_max = 0.7303 for an 8-versus-8 split against 0.6656 for an 8-versus-18 split, 8.9% lower) and because a rank statistic loses power under imbalance. The cost is resolution: n = 16 against 52 on the prostate cohort, which is one reason the head-and-neck acceptance result is the more fragile of the two. Balance is not a precondition of the instrument: the prostate cohort is severely unbalanced (48 tumour sections against 4 benign) and the index still returns a graded verdict there, so the subset is a choice about resolution in this arm rather than a requirement of the method. Two further points about that choice should be stated plainly. The comparability claim does not depend on it: τ_base/σ̂ is dimensionless, so a cohort of different composition would still be graded on the same scale, and the 48:4 prostate cohort is direct evidence that the instrument returns a graded verdict under severe imbalance. And we did not run the full 26-sample series, and we do not extrapolate to it. The ceiling argument says τ_base would fall if it tracked the ceiling (by up to 8.9%), but σ̂ depends on the group count as well, so the argument we give does not determine the direction of the ratio; the honest statement is that the 16-patient figures are a dose-response measurement on a balanced arm, not a cohort-level estimate for GSE268014. Running the imbalanced variant is a configuration change under the released manifests. The cervical cohort is 35 Visium sections from 34 donors, assembled from public sources only and reconstructed by the released script </w:t>
+      </w:r>
+      <w:r>
+        <w:rPr>
+          <w:rFonts w:ascii="Consolas" w:hAnsi="Consolas"/>
+        </w:rPr>
+        <w:t>download_and_prepare_cervix.py</w:t>
+      </w:r>
+      <w:r>
+        <w:t>: four sections of the HPV-stratified cervical lesion series GSE208654[43] (N_HPV normal cervix, HSIL_HPV high-grade intraepithelial lesion, CA_HPV_1 squamous carcinoma, CA_HPV_2 adenocarcinoma), one cervical carcinoma section from the 10x Genomics public Visium dataset (cervical_cancer_1), and 30 normal ectocervical mucosa sections from GSE217237[17] (GSM8811056–GSM8811065, GSM9044528–GSM9044535, GSM9053839–GSM9053850). Two of the sections come from one donor, which is why the section count exceeds the donor count by one. The label is donor-level ordinal severity, parsed from the section name by a fixed rule that the released code reproduces verbatim: normal cervix or ectocervical mucosa 0, HSIL, CIN or dysplasia 1, carcinoma 2. This gives 31 normal, 1 high-grade and 3 carcinoma sections and 46,820 spots in total. Counts were converted to CPM, log1p-transformed and restricted to the 2,000 most variable genes, every section was mean-pooled over its spots to give one embedding per section, and the unit of analysis is the section, so each donor contributes one unit. The prostate cohort is GSE278936[18] (Visium; 52-patient subset of a 120-patient prostate cancer cohort: 4 benign prostatic hyperplasia and 48 tumour sections spanning treatment-naive, neoadjuvant-treated, castration-resistant, and metastatic disease). Simulated cohorts are generated by the released simulator with fixed seeds; the generator is domain-agnostic (it specifies groups, units, a shared program, and group fingerprints, with no domain-specific structure).</w:t>
       </w:r>
     </w:p>
     <w:p>
@@ -5067,7 +5076,7 @@
         <w:t>Code.</w:t>
       </w:r>
       <w:r>
-        <w:t xml:space="preserve"> All training, simulation, audit, aggregation, and analysis scripts, with exact seeds and configuration manifests (including the cohort simulator), are released at https://github.com/WorldBMW/cervix-st-multimodal, pinned at submission to the tagged release https://github.com/WorldBMW/cervix-st-multimodal/releases/tag/v1.0.0, and deposited in Zenodo before publication, whose DOI is reported in the version of record; the tagged release above is the frozen state against which every number in this paper was produced and is the accessible interim location. The release follows the FAIR principles[22]: data are public, code is versioned and archived, and every reported number is reproducible from a manifest.</w:t>
+        <w:t xml:space="preserve"> All training, simulation, audit, aggregation, and analysis scripts, with exact seeds and configuration manifests (including the cohort simulator), are released at https://github.com/WorldBMW/cervix-st-multimodal, pinned at submission to the tagged release https://github.com/WorldBMW/cervix-st-multimodal/releases/tag/v1.0.0, and deposited in Zenodo before publication, whose DOI is reported in the version of record; the tagged release above is the frozen state against which every number in this paper was produced and is the accessible interim location. The release follows the FAIR principles[21]: data are public, code is versioned and archived, and every reported number is reproducible from a manifest.</w:t>
       </w:r>
     </w:p>
     <w:p>
@@ -5370,7 +5379,7 @@
               <w:rPr>
                 <w:sz w:val="18"/>
               </w:rPr>
-              <w:t>companion study [1]; 10x Genomics public data; GEO</w:t>
+              <w:t>10x Genomics public data; GEO</w:t>
             </w:r>
           </w:p>
         </w:tc>
@@ -5387,7 +5396,7 @@
               <w:rPr>
                 <w:sz w:val="18"/>
               </w:rPr>
-              <w:t>GSE217237</w:t>
+              <w:t>GSE208654; GSE217237</w:t>
             </w:r>
           </w:p>
         </w:tc>
@@ -5457,7 +5466,7 @@
               <w:rPr>
                 <w:sz w:val="18"/>
               </w:rPr>
-              <w:t>GSE316098 [43]</w:t>
+              <w:t>GSE316098 [42]</w:t>
             </w:r>
           </w:p>
         </w:tc>
@@ -6857,7 +6866,7 @@
         <w:t>refit</w:t>
       </w:r>
       <w:r>
-        <w:t xml:space="preserve"> null: the probe is refit inside every fold and again inside every permutation, because the quantity under test is produced by a fitting procedure; a null that permutes labels while reusing a fitted probe understates σ̂ and inflates significance.[39] Third, the index is paired with calibration on planted controls (75 positive-control runs, 45 identity-confounding runs), which is what licenses the non-blindness claim; a generic permutation test of association carries no such calibration and cannot separate "the leak is gone" from "the model is empty".</w:t>
+        <w:t xml:space="preserve"> null: the probe is refit inside every fold and again inside every permutation, because the quantity under test is produced by a fitting procedure; a null that permutes labels while reusing a fitted probe understates σ̂ and inflates significance.[38] Third, the index is paired with calibration on planted controls (75 positive-control runs, 45 identity-confounding runs), which is what licenses the non-blindness claim; a generic permutation test of association carries no such calibration and cannot separate "the leak is gone" from "the model is empty".</w:t>
       </w:r>
     </w:p>
     <w:p>
@@ -6969,7 +6978,7 @@
     </w:p>
     <w:p>
       <w:r>
-        <w:t>Encoder: two-layer graph attention (GAT;[14] GCN variant[15] in Table S5; structure-free two-layer perceptron variant, no message passing, in Table S12) over the unit-level kNN graph (k = 6, both directions; section coordinates offset by 50,000 units per section to prevent cross-section edges); decoder: linear, reconstructing log1p library-normalized expression over the union panel (top-2,000-variance genes per sample, union across samples; 6,586 genes for the head-and-neck cohort). Loss: reconstruction + λ · CE(adversary(GRL(z)), group-ID), with GRL reversal strength α = 0 during the warm-up window (W epochs), then α = min(1, 2·(epoch − W)/(epochs_total − W)) · α_cap with α_cap = 1; adversary: 2-layer MLP. The base configuration sets W = 0; the stability variant adds W = 50, gradient clipping at 1.0, and spectral normalization of the adversary. Optimization: Adam, 300 epochs, full batch. Doses λ ∈ {0, 0.5, 1, 2, 5}; three training seeds per cell (matching the simulation seed). Hardware: single NVIDIA GeForce RTX 4080 SUPER GPU (32 GB) on a cloud instance (AutoDL), ~30 s per training run on the external cohort.</w:t>
+        <w:t>Encoder: two-layer graph attention (GAT;[13] GCN variant[14] in Table S5; structure-free two-layer perceptron variant, no message passing, in Table S12) over the unit-level kNN graph (k = 6, both directions; section coordinates offset by 50,000 units per section to prevent cross-section edges); decoder: linear, reconstructing log1p library-normalized expression over the union panel (top-2,000-variance genes per sample, union across samples; 6,586 genes for the head-and-neck cohort). Loss: reconstruction + λ · CE(adversary(GRL(z)), group-ID), with GRL reversal strength α = 0 during the warm-up window (W epochs), then α = min(1, 2·(epoch − W)/(epochs_total − W)) · α_cap with α_cap = 1; adversary: 2-layer MLP. The base configuration sets W = 0; the stability variant adds W = 50, gradient clipping at 1.0, and spectral normalization of the adversary. Optimization: Adam, 300 epochs, full batch. Doses λ ∈ {0, 0.5, 1, 2, 5}; three training seeds per cell (matching the simulation seed). Hardware: single NVIDIA GeForce RTX 4080 SUPER GPU (32 GB) on a cloud instance (AutoDL), ~30 s per training run on the external cohort.</w:t>
       </w:r>
     </w:p>
     <w:p>
@@ -7012,7 +7021,7 @@
         <w:t>UCI HAR</w:t>
       </w:r>
       <w:r>
-        <w:t xml:space="preserve">[24] (wearable human-activity recognition): 10,299 accelerometer and gyroscope windows of 561 engineered features from 30 subjects performing six activities; grouping variable = subject (G = 30); label = activity, scored as an ordinal 0–5 because the instrument is a rank statistic. </w:t>
+        <w:t xml:space="preserve">[23] (wearable human-activity recognition): 10,299 accelerometer and gyroscope windows of 561 engineered features from 30 subjects performing six activities; grouping variable = subject (G = 30); label = activity, scored as an ordinal 0–5 because the instrument is a rank statistic. </w:t>
       </w:r>
       <w:r>
         <w:rPr>
@@ -7021,7 +7030,7 @@
         <w:t>UCI Gas Sensor Array Drift</w:t>
       </w:r>
       <w:r>
-        <w:t>[25] (chemical sensing): 13,910 measurements of 128 sensor features covering six gas species, collected in 10 measurement batches over different months; grouping variable = batch (G = 10); label = gas species, ordinal 0–5. Both are from the UCI Machine Learning Repository.[26]</w:t>
+        <w:t>[24] (chemical sensing): 13,910 measurements of 128 sensor features covering six gas species, collected in 10 measurement batches over different months; grouping variable = batch (G = 10); label = gas species, ordinal 0–5. Both are from the UCI Machine Learning Repository.[25]</w:t>
       </w:r>
     </w:p>
     <w:p>
@@ -10384,7 +10393,7 @@
     </w:p>
     <w:p>
       <w:r>
-        <w:t xml:space="preserve">The external Visium cohorts (GSE268014[17] and GSE278936[19]) and the GeoMx cohort (GSE316098[43]) are publicly available via GEO. The two cross-domain cohorts (UCI HAR[24] and the UCI Gas Sensor Array Drift[25]) are publicly available from the UCI Machine Learning Repository[26] and are re-downloaded, not redistributed, by the released scripts. Simulation, training, audit, and analysis code, with seeds and manifests (including the domain-agnostic cohort simulator, the cross-domain runner </w:t>
+        <w:t xml:space="preserve">The external Visium cohorts (GSE268014[16] and GSE278936[18]) and the GeoMx cohort (GSE316098[42]) are publicly available via GEO. The two cross-domain cohorts (UCI HAR[23] and the UCI Gas Sensor Array Drift[24]) are publicly available from the UCI Machine Learning Repository[25] and are re-downloaded, not redistributed, by the released scripts. Simulation, training, audit, and analysis code, with seeds and manifests (including the domain-agnostic cohort simulator, the cross-domain runner </w:t>
       </w:r>
       <w:r>
         <w:rPr>
@@ -10411,7 +10420,7 @@
         <w:t>exp_within_group_label_geomx.py</w:t>
       </w:r>
       <w:r>
-        <w:t>), is released at https://github.com/WorldBMW/cervix-st-multimodal, pinned to the tagged release https://github.com/WorldBMW/cervix-st-multimodal/releases/tag/v1.0.0, and deposited in Zenodo before publication, whose DOI is reported in the version of record; the tagged release is the accessible interim location. The tag and the archive are cut from the same commit, so the archived state matches the reported numbers exactly. The cervical cohort is as described in the companion study.[1]</w:t>
+        <w:t>), is released at https://github.com/WorldBMW/cervix-st-multimodal, pinned to the tagged release https://github.com/WorldBMW/cervix-st-multimodal/releases/tag/v1.0.0, and deposited in Zenodo before publication, whose DOI is reported in the version of record; the tagged release is the accessible interim location. The tag and the archive are cut from the same commit, so the archived state matches the reported numbers exactly. The cervical cohort is assembled from GSE208654[43] and GSE217237[17] together with the 10x Genomics public Visium datasets, and its composition, severity labelling and preprocessing are stated in Experimental Procedures, so it is reproducible from public sources alone.</w:t>
       </w:r>
     </w:p>
     <w:p>
@@ -10729,7 +10738,7 @@
         <w:t>Table S17.</w:t>
       </w:r>
       <w:r>
-        <w:t xml:space="preserve"> Within-group label variation: the same data, the same grouping, three labels. GSE316098[43] is a NanoString GeoMx cohort of HPV-associated endocervical adenocarcinoma: 186 regions of interest from 7 cases, each ROI carrying its own pathology annotation, so the label varies within a group rather than being a donor-level value broadcast to every unit. Counts were converted to CPM, log1p-transformed and restricted to the 2,000 most variable genes. The feature matrix and the grouping variable are held fixed and only the label changes, along a gradient of group-label coupling: patient risk stratum (κ = 0.225), Silva invasion pattern annotated per ROI (κ = 0.273), and ROI cell type, epithelium versus stroma, balanced within every case and therefore orthogonal to the group (κ = 0.000). At λ = 0 the three arms share one embedding, so encoded identity is identical rather than merely comparable across arms (group-identity lift 6.55x chance in all three), which is what makes this a cleaner test of boundary I than the cross-domain comparison, where identifiability was matched only approximately. Reported per arm, dose and seed: τ_LOO, τ_LGO, their difference Δ, σ̂, LDI, R, the retention of τ_LGO and τ_LOO relative to baseline, group-identity lift, and the verdict on the leakage axis and on both axes. Baseline Δ was +0.0075, +0.3736 and +0.3955 on the three arms and the per-cell distributions do not overlap; τ_base/σ̂ was 8.49, 9.34 and 10.39 against the 2.35 threshold, the dual gate was predicted empty on all three arms, and 0 of 12 dosed cells passed it on each. cell type is a nominal label, so the sign of its τ depends on the arbitrary epithelium/stroma coding and the magnitude is the interpretable quantity.</w:t>
+        <w:t xml:space="preserve"> Within-group label variation: the same data, the same grouping, three labels. GSE316098[42] is a NanoString GeoMx cohort of HPV-associated endocervical adenocarcinoma: 186 regions of interest from 7 cases, each ROI carrying its own pathology annotation, so the label varies within a group rather than being a donor-level value broadcast to every unit. Counts were converted to CPM, log1p-transformed and restricted to the 2,000 most variable genes. The feature matrix and the grouping variable are held fixed and only the label changes, along a gradient of group-label coupling: patient risk stratum (κ = 0.225), Silva invasion pattern annotated per ROI (κ = 0.273), and ROI cell type, epithelium versus stroma, balanced within every case and therefore orthogonal to the group (κ = 0.000). At λ = 0 the three arms share one embedding, so encoded identity is identical rather than merely comparable across arms (group-identity lift 6.55x chance in all three), which is what makes this a cleaner test of boundary I than the cross-domain comparison, where identifiability was matched only approximately. Reported per arm, dose and seed: τ_LOO, τ_LGO, their difference Δ, σ̂, LDI, R, the retention of τ_LGO and τ_LOO relative to baseline, group-identity lift, and the verdict on the leakage axis and on both axes. Baseline Δ was +0.0075, +0.3736 and +0.3955 on the three arms and the per-cell distributions do not overlap; τ_base/σ̂ was 8.49, 9.34 and 10.39 against the 2.35 threshold, the dual gate was predicted empty on all three arms, and 0 of 12 dosed cells passed it on each. cell type is a nominal label, so the sign of its τ depends on the arbitrary epithelium/stroma coding and the magnitude is the interpretable quantity.</w:t>
       </w:r>
     </w:p>
     <w:p>
@@ -10749,7 +10758,7 @@
         <w:ind w:left="432" w:hanging="432"/>
       </w:pPr>
       <w:r>
-        <w:t>1. Bai, M. et al. A calibrated label-dependence audit for group-structured models identifies block leakage in cervical neoplasia cohorts. Manuscript in preparation, declared as a related manuscript in the cover letter and supplied with this submission as a related file; the cervical cohort definition is restated in Experimental Procedures, and every number in this paper was produced here from the public accessions.</w:t>
+        <w:t>1. Kaufman, S., Rosset, S., Perlich, C., and Stitelman, O. Leakage in data mining: formulation, detection, and avoidance. ACM Trans. Knowl. Discov. Data 6, 1–21 (2012).</w:t>
       </w:r>
     </w:p>
     <w:p>
@@ -10757,7 +10766,7 @@
         <w:ind w:left="432" w:hanging="432"/>
       </w:pPr>
       <w:r>
-        <w:t>2. Kaufman, S., Rosset, S., Perlich, C., and Stitelman, O. Leakage in data mining: formulation, detection, and avoidance. ACM Trans. Knowl. Discov. Data 6, 1–21 (2012).</w:t>
+        <w:t>2. Ganin, Y., and Lempitsky, V. Unsupervised domain adaptation by backpropagation. In Proceedings of the 32nd International Conference on Machine Learning, 1180–1189 (2015).</w:t>
       </w:r>
     </w:p>
     <w:p>
@@ -10765,7 +10774,7 @@
         <w:ind w:left="432" w:hanging="432"/>
       </w:pPr>
       <w:r>
-        <w:t>3. Ganin, Y., and Lempitsky, V. Unsupervised domain adaptation by backpropagation. In Proceedings of the 32nd International Conference on Machine Learning, 1180–1189 (2015).</w:t>
+        <w:t>3. Ganin, Y. et al. Domain-adversarial training of neural networks. J. Mach. Learn. Res. 17, 1–35 (2016).</w:t>
       </w:r>
     </w:p>
     <w:p>
@@ -10773,7 +10782,7 @@
         <w:ind w:left="432" w:hanging="432"/>
       </w:pPr>
       <w:r>
-        <w:t>4. Ganin, Y. et al. Domain-adversarial training of neural networks. J. Mach. Learn. Res. 17, 1–35 (2016).</w:t>
+        <w:t>4. Geirhos, R. et al. Shortcut learning in deep neural networks. Nat. Mach. Intell. 2, 665–673 (2020).</w:t>
       </w:r>
     </w:p>
     <w:p>
@@ -10781,7 +10790,7 @@
         <w:ind w:left="432" w:hanging="432"/>
       </w:pPr>
       <w:r>
-        <w:t>5. Geirhos, R. et al. Shortcut learning in deep neural networks. Nat. Mach. Intell. 2, 665–673 (2020).</w:t>
+        <w:t>5. Roberts, M. et al. Common pitfalls and recommendations for using machine learning to detect and prognosticate for COVID-19 using chest radiographs and CT scans. Nat. Mach. Intell. 3, 199–217 (2021).</w:t>
       </w:r>
     </w:p>
     <w:p>
@@ -10789,7 +10798,7 @@
         <w:ind w:left="432" w:hanging="432"/>
       </w:pPr>
       <w:r>
-        <w:t>6. Roberts, M. et al. Common pitfalls and recommendations for using machine learning to detect and prognosticate for COVID-19 using chest radiographs and CT scans. Nat. Mach. Intell. 3, 199–217 (2021).</w:t>
+        <w:t>6. Zech, J.R. et al. Variable generalization performance of a deep learning model to detect pneumonia in chest radiographs: a cross-sectional study. PLoS Med. 15, e1002683 (2018).</w:t>
       </w:r>
     </w:p>
     <w:p>
@@ -10797,7 +10806,7 @@
         <w:ind w:left="432" w:hanging="432"/>
       </w:pPr>
       <w:r>
-        <w:t>7. Zech, J.R. et al. Variable generalization performance of a deep learning model to detect pneumonia in chest radiographs: a cross-sectional study. PLoS Med. 15, e1002683 (2018).</w:t>
+        <w:t>7. Saeb, A., Lonini, L., Jayaraman, A., Mohr, D.C., and Kording, K.P. The need to approximate the use-case in clinical machine learning. GigaScience 6, 1–9 (2017).</w:t>
       </w:r>
     </w:p>
     <w:p>
@@ -10805,7 +10814,7 @@
         <w:ind w:left="432" w:hanging="432"/>
       </w:pPr>
       <w:r>
-        <w:t>8. Saeb, A., Lonini, L., Jayaraman, A., Mohr, D.C., and Kording, K.P. The need to approximate the use-case in clinical machine learning. GigaScience 6, 1–9 (2017).</w:t>
+        <w:t>8. Golchin, A., and Surdeanu, M. Time travel in LLMs: tracing data contamination in large language models. In International Conference on Learning Representations (2024).</w:t>
       </w:r>
     </w:p>
     <w:p>
@@ -10813,7 +10822,7 @@
         <w:ind w:left="432" w:hanging="432"/>
       </w:pPr>
       <w:r>
-        <w:t>9. Golchin, A., and Surdeanu, M. Time travel in LLMs: tracing data contamination in large language models. In International Conference on Learning Representations (2024).</w:t>
+        <w:t>9. Sagawa, S. et al. Distributionally robust neural networks for group shifts: on the importance of regularization for worst-case generalization. In International Conference on Learning Representations (2020).</w:t>
       </w:r>
     </w:p>
     <w:p>
@@ -10821,7 +10830,7 @@
         <w:ind w:left="432" w:hanging="432"/>
       </w:pPr>
       <w:r>
-        <w:t>10. Sagawa, S. et al. Distributionally robust neural networks for group shifts: on the importance of regularization for worst-case generalization. In International Conference on Learning Representations (2020).</w:t>
+        <w:t>10. Arjovsky, M., Bottou, L., Gulrajani, I., and Lopez-Paz, D. Invariant risk minimization. arXiv:1907.02893 (2019).</w:t>
       </w:r>
     </w:p>
     <w:p>
@@ -10829,7 +10838,7 @@
         <w:ind w:left="432" w:hanging="432"/>
       </w:pPr>
       <w:r>
-        <w:t>11. Arjovsky, M., Bottou, L., Gulrajani, I., and Lopez-Paz, D. Invariant risk minimization. arXiv:1907.02893 (2019).</w:t>
+        <w:t>11. Korsunsky, I. et al. Fast, sensitive and accurate integration of single-cell data with Harmony. Nat. Methods 16, 1289–1296 (2019).</w:t>
       </w:r>
     </w:p>
     <w:p>
@@ -10837,7 +10846,7 @@
         <w:ind w:left="432" w:hanging="432"/>
       </w:pPr>
       <w:r>
-        <w:t>12. Korsunsky, I. et al. Fast, sensitive and accurate integration of single-cell data with Harmony. Nat. Methods 16, 1289–1296 (2019).</w:t>
+        <w:t>12. Lopez, R., Regier, J., Cole, M.B., Jordan, M.I., and Yosef, N. Deep generative modeling for single-cell transcriptomics. Nat. Methods 15, 1053–1058 (2018).</w:t>
       </w:r>
     </w:p>
     <w:p>
@@ -10845,7 +10854,7 @@
         <w:ind w:left="432" w:hanging="432"/>
       </w:pPr>
       <w:r>
-        <w:t>13. Lopez, R., Regier, J., Cole, M.B., Jordan, M.I., and Yosef, N. Deep generative modeling for single-cell transcriptomics. Nat. Methods 15, 1053–1058 (2018).</w:t>
+        <w:t>13. Veličković, P. et al. Graph attention networks. In International Conference on Learning Representations (2018).</w:t>
       </w:r>
     </w:p>
     <w:p>
@@ -10853,7 +10862,7 @@
         <w:ind w:left="432" w:hanging="432"/>
       </w:pPr>
       <w:r>
-        <w:t>14. Veličković, P. et al. Graph attention networks. In International Conference on Learning Representations (2018).</w:t>
+        <w:t>14. Kipf, T.N., and Welling, M. Semi-supervised classification with graph convolutional networks. In International Conference on Learning Representations (2017).</w:t>
       </w:r>
     </w:p>
     <w:p>
@@ -10861,7 +10870,7 @@
         <w:ind w:left="432" w:hanging="432"/>
       </w:pPr>
       <w:r>
-        <w:t>15. Kipf, T.N., and Welling, M. Semi-supervised classification with graph convolutional networks. In International Conference on Learning Representations (2017).</w:t>
+        <w:t>15. Puram, S.V. et al. Single-cell transcriptomic analysis of primary and metastatic tumor ecosystems in head and neck cancer. Cell 171, 1611–1624 (2017).</w:t>
       </w:r>
     </w:p>
     <w:p>
@@ -10869,7 +10878,7 @@
         <w:ind w:left="432" w:hanging="432"/>
       </w:pPr>
       <w:r>
-        <w:t>16. Puram, S.V. et al. Single-cell transcriptomic analysis of primary and metastatic tumor ecosystems in head and neck cancer. Cell 171, 1611–1624 (2017).</w:t>
+        <w:t>16. [Dataset] Simkin, D. et al. Spatial analysis of head and neck cancer identifies two ecosystems with distinct modes of epithelial-to-mesenchymal transition. Nat. Genet. 58(9), 2240–2253 (2026). https://doi.org/10.1038/s41588-026-02723-7. GSE268014.</w:t>
       </w:r>
     </w:p>
     <w:p>
@@ -10877,7 +10886,7 @@
         <w:ind w:left="432" w:hanging="432"/>
       </w:pPr>
       <w:r>
-        <w:t>17. [Dataset] Simkin, D. et al. Spatial analysis of head and neck cancer identifies two ecosystems with distinct modes of epithelial-to-mesenchymal transition. Nat. Genet. 58(9), 2240–2253 (2026). https://doi.org/10.1038/s41588-026-02723-7. GSE268014.</w:t>
+        <w:t>17. [Dataset] GSE217237: Spatially resolved transcriptomics of human cervical tissue. Gene Expression Omnibus.</w:t>
       </w:r>
     </w:p>
     <w:p>
@@ -10885,7 +10894,7 @@
         <w:ind w:left="432" w:hanging="432"/>
       </w:pPr>
       <w:r>
-        <w:t>18. [Dataset] GSE217237: Spatially resolved transcriptomics of human cervical tissue. Gene Expression Omnibus.</w:t>
+        <w:t>18. [Dataset] GSE278936: Spatial transcriptomics of prostate cancer. Gene Expression Omnibus.</w:t>
       </w:r>
     </w:p>
     <w:p>
@@ -10893,7 +10902,7 @@
         <w:ind w:left="432" w:hanging="432"/>
       </w:pPr>
       <w:r>
-        <w:t>19. [Dataset] GSE278936: Spatial transcriptomics of prostate cancer. Gene Expression Omnibus.</w:t>
+        <w:t>19. Nishimura, K., Bise, R., and Kojima, Y. Towards spatial transcriptomics-guided pathological image recognition with a batch-agnostic encoder. ISBI (2025). arXiv:2503.07173.</w:t>
       </w:r>
     </w:p>
     <w:p>
@@ -10901,7 +10910,7 @@
         <w:ind w:left="432" w:hanging="432"/>
       </w:pPr>
       <w:r>
-        <w:t>20. Nishimura, K., Bise, R., and Kojima, Y. Towards spatial transcriptomics-guided pathological image recognition with a batch-agnostic encoder. ISBI (2025). arXiv:2503.07173.</w:t>
+        <w:t>20. Mehrabi, N., Morstatter, F., Saxena, N., Lerman, K., and Galstyan, A. A survey on bias and fairness in machine learning. ACM Comput. Surv. 54, 1–35 (2021).</w:t>
       </w:r>
     </w:p>
     <w:p>
@@ -10909,7 +10918,7 @@
         <w:ind w:left="432" w:hanging="432"/>
       </w:pPr>
       <w:r>
-        <w:t>21. Mehrabi, N., Morstatter, F., Saxena, N., Lerman, K., and Galstyan, A. A survey on bias and fairness in machine learning. ACM Comput. Surv. 54, 1–35 (2021).</w:t>
+        <w:t>21. Wilkinson, M.D. et al. The FAIR guiding principles for scientific data management and stewardship. Sci. Data 3, 160018 (2016).</w:t>
       </w:r>
     </w:p>
     <w:p>
@@ -10917,7 +10926,7 @@
         <w:ind w:left="432" w:hanging="432"/>
       </w:pPr>
       <w:r>
-        <w:t>22. Wilkinson, M.D. et al. The FAIR guiding principles for scientific data management and stewardship. Sci. Data 3, 160018 (2016).</w:t>
+        <w:t>22. Kapoor, S., and Narayanan, A. Leakage and the reproducibility crisis in machine-learning-based science. Patterns 4, 100804 (2023). https://doi.org/10.1016/j.patter.2023.100804.</w:t>
       </w:r>
     </w:p>
     <w:p>
@@ -10925,7 +10934,7 @@
         <w:ind w:left="432" w:hanging="432"/>
       </w:pPr>
       <w:r>
-        <w:t>23. Kapoor, S., and Narayanan, A. Leakage and the reproducibility crisis in machine-learning-based science. Patterns 4, 100804 (2023). https://doi.org/10.1016/j.patter.2023.100804.</w:t>
+        <w:t>23. [Dataset] Anguita, D., Ghio, A., Oneto, L., Parra, X., and Reyes-Ortiz, J.L. A public domain dataset for human activity recognition using smartphones. In Proceedings of the 21st European Symposium on Artificial Neural Networks, 437–442 (2013).</w:t>
       </w:r>
     </w:p>
     <w:p>
@@ -10933,7 +10942,7 @@
         <w:ind w:left="432" w:hanging="432"/>
       </w:pPr>
       <w:r>
-        <w:t>24. [Dataset] Anguita, D., Ghio, A., Oneto, L., Parra, X., and Reyes-Ortiz, J.L. A public domain dataset for human activity recognition using smartphones. In Proceedings of the 21st European Symposium on Artificial Neural Networks, 437–442 (2013).</w:t>
+        <w:t>24. [Dataset] Vergara, A., Vembu, S., Ayhan, T., Ryan, M.A., Homer, M.L., and Huerta, R. Chemical gas sensor drift compensation using classifier ensembles. Sens. Actuators B Chem. 166–167, 320–329 (2012).</w:t>
       </w:r>
     </w:p>
     <w:p>
@@ -10941,7 +10950,7 @@
         <w:ind w:left="432" w:hanging="432"/>
       </w:pPr>
       <w:r>
-        <w:t>25. [Dataset] Vergara, A., Vembu, S., Ayhan, T., Ryan, M.A., Homer, M.L., and Huerta, R. Chemical gas sensor drift compensation using classifier ensembles. Sens. Actuators B Chem. 166–167, 320–329 (2012).</w:t>
+        <w:t>25. [Dataset] Dua, D., and Graff, C. UCI Machine Learning Repository. University of California, Irvine, School of Information and Computer Science (2019).</w:t>
       </w:r>
     </w:p>
     <w:p>
@@ -10949,7 +10958,7 @@
         <w:ind w:left="432" w:hanging="432"/>
       </w:pPr>
       <w:r>
-        <w:t>26. [Dataset] Dua, D., and Graff, C. UCI Machine Learning Repository. University of California, Irvine, School of Information and Computer Science (2019).</w:t>
+        <w:t>26. Edwards, H., and Storkey, A. Censoring representations with an adversary. arXiv:1511.05897 (2015).</w:t>
       </w:r>
     </w:p>
     <w:p>
@@ -10957,7 +10966,7 @@
         <w:ind w:left="432" w:hanging="432"/>
       </w:pPr>
       <w:r>
-        <w:t>27. Edwards, H., and Storkey, A. Censoring representations with an adversary. arXiv:1511.05897 (2015).</w:t>
+        <w:t>27. Xie, Q., Dai, Z., Du, Y., Hovy, E., and Neubig, G. Controllable invariance through adversarial feature learning. In Advances in Neural Information Processing Systems 30 (2017).</w:t>
       </w:r>
     </w:p>
     <w:p>
@@ -10965,7 +10974,7 @@
         <w:ind w:left="432" w:hanging="432"/>
       </w:pPr>
       <w:r>
-        <w:t>28. Xie, Q., Dai, Z., Du, Y., Hovy, E., and Neubig, G. Controllable invariance through adversarial feature learning. In Advances in Neural Information Processing Systems 30 (2017).</w:t>
+        <w:t>28. Madras, D., Creager, E., Pitassi, T., and Zemel, R. Learning adversarially fair and transferable representations. In Proceedings of the 35th International Conference on Machine Learning, 3384–3393 (2018).</w:t>
       </w:r>
     </w:p>
     <w:p>
@@ -10973,7 +10982,7 @@
         <w:ind w:left="432" w:hanging="432"/>
       </w:pPr>
       <w:r>
-        <w:t>29. Madras, D., Creager, E., Pitassi, T., and Zemel, R. Learning adversarially fair and transferable representations. In Proceedings of the 35th International Conference on Machine Learning, 3384–3393 (2018).</w:t>
+        <w:t>29. Elazar, Y., and Goldberg, Y. Adversarial removal of demographic attributes from text data. In Proceedings of the 2018 Conference on Empirical Methods in Natural Language Processing, 11–21 (2018).</w:t>
       </w:r>
     </w:p>
     <w:p>
@@ -10981,7 +10990,7 @@
         <w:ind w:left="432" w:hanging="432"/>
       </w:pPr>
       <w:r>
-        <w:t>30. Elazar, Y., and Goldberg, Y. Adversarial removal of demographic attributes from text data. In Proceedings of the 2018 Conference on Empirical Methods in Natural Language Processing, 11–21 (2018).</w:t>
+        <w:t>30. Alvi, M., Zisserman, A., and Nellåker, C. Turning a blind eye: explicit removal of biases and variation from deep neural network embeddings. In Proceedings of the European Conference on Computer Vision, 556–572 (2018).</w:t>
       </w:r>
     </w:p>
     <w:p>
@@ -10989,7 +10998,7 @@
         <w:ind w:left="432" w:hanging="432"/>
       </w:pPr>
       <w:r>
-        <w:t>31. Alvi, M., Zisserman, A., and Nellåker, C. Turning a blind eye: explicit removal of biases and variation from deep neural network embeddings. In Proceedings of the European Conference on Computer Vision, 556–572 (2018).</w:t>
+        <w:t>31. Ravfogel, S., Elazar, Y., Gonen, H., Twiton, M., and Goldberg, Y. Null it out: guarding protected attributes by iterative nullspace projection. In Proceedings of the 58th Annual Meeting of the Association for Computational Linguistics, 7237–7256 (2020).</w:t>
       </w:r>
     </w:p>
     <w:p>
@@ -10997,7 +11006,7 @@
         <w:ind w:left="432" w:hanging="432"/>
       </w:pPr>
       <w:r>
-        <w:t>32. Ravfogel, S., Elazar, Y., Gonen, H., Twiton, M., and Goldberg, Y. Null it out: guarding protected attributes by iterative nullspace projection. In Proceedings of the 58th Annual Meeting of the Association for Computational Linguistics, 7237–7256 (2020).</w:t>
+        <w:t>32. Wang, D. et al. iMAP: integration of multiple single-cell datasets by adversarial paired transfer networks. Genome Biol. 22, 63 (2021).</w:t>
       </w:r>
     </w:p>
     <w:p>
@@ -11005,7 +11014,7 @@
         <w:ind w:left="432" w:hanging="432"/>
       </w:pPr>
       <w:r>
-        <w:t>33. Wang, D. et al. iMAP: integration of multiple single-cell datasets by adversarial paired transfer networks. Genome Biol. 22, 63 (2021).</w:t>
+        <w:t>33. Guo, T., Chen, Y., Shi, M., Li, X., and Zhang, M.Q. Integration of single cell data by disentangled representation learning. Nucleic Acids Res. 50, e8 (2022).</w:t>
       </w:r>
     </w:p>
     <w:p>
@@ -11013,7 +11022,7 @@
         <w:ind w:left="432" w:hanging="432"/>
       </w:pPr>
       <w:r>
-        <w:t>34. Guo, T., Chen, Y., Shi, M., Li, X., and Zhang, M.Q. Integration of single cell data by disentangled representation learning. Nucleic Acids Res. 50, e8 (2022).</w:t>
+        <w:t>34. Hu, J., Zhong, Y., and Shang, X. A versatile and scalable single-cell data integration algorithm based on domain-adversarial and variational approximation. Brief. Bioinform., bbab400 (2021).</w:t>
       </w:r>
     </w:p>
     <w:p>
@@ -11021,7 +11030,7 @@
         <w:ind w:left="432" w:hanging="432"/>
       </w:pPr>
       <w:r>
-        <w:t>35. Hu, J., Zhong, Y., and Shang, X. A versatile and scalable single-cell data integration algorithm based on domain-adversarial and variational approximation. Brief. Bioinform., bbab400 (2021).</w:t>
+        <w:t>35. Zemel, R., Wu, Y., Swersky, K., Pitassi, T., and Dwork, C. Learning fair representations. In Proceedings of the 30th International Conference on Machine Learning, 325–333 (2013).</w:t>
       </w:r>
     </w:p>
     <w:p>
@@ -11029,7 +11038,7 @@
         <w:ind w:left="432" w:hanging="432"/>
       </w:pPr>
       <w:r>
-        <w:t>36. Zemel, R., Wu, Y., Swersky, K., Pitassi, T., and Dwork, C. Learning fair representations. In Proceedings of the 30th International Conference on Machine Learning, 325–333 (2013).</w:t>
+        <w:t>36. Louizos, C., Swersky, K., Li, Y., Welling, M., and Zemel, R. The variational fair autoencoder. arXiv:1511.00830 (2015).</w:t>
       </w:r>
     </w:p>
     <w:p>
@@ -11037,7 +11046,7 @@
         <w:ind w:left="432" w:hanging="432"/>
       </w:pPr>
       <w:r>
-        <w:t>37. Louizos, C., Swersky, K., Li, Y., Welling, M., and Zemel, R. The variational fair autoencoder. arXiv:1511.00830 (2015).</w:t>
+        <w:t>37. Barocas, S., Hardt, M., and Narayanan, A. Fairness and Machine Learning: Limitations and Opportunities. MIT Press (2023).</w:t>
       </w:r>
     </w:p>
     <w:p>
@@ -11045,7 +11054,7 @@
         <w:ind w:left="432" w:hanging="432"/>
       </w:pPr>
       <w:r>
-        <w:t>38. Barocas, S., Hardt, M., and Narayanan, A. Fairness and Machine Learning: Limitations and Opportunities. MIT Press (2023).</w:t>
+        <w:t>38. Ojala, M., and Garriga, G. Permutation tests for studying classifier performance. J. Mach. Learn. Res. 11, 1833–1863 (2010).</w:t>
       </w:r>
     </w:p>
     <w:p>
@@ -11053,7 +11062,7 @@
         <w:ind w:left="432" w:hanging="432"/>
       </w:pPr>
       <w:r>
-        <w:t>39. Ojala, M., and Garriga, G. Permutation tests for studying classifier performance. J. Mach. Learn. Res. 11, 1833–1863 (2010).</w:t>
+        <w:t>39. Roberts, D.R., Bahn, V., Ciuti, S., Boyce, M.S., Elith, J., Guillera-Arroita, G., Hauenstein, S., Lahoz-Monfort, J.J., Schröder, B., Thuiller, W., Warton, D.I., Wintle, B.A., Hartig, F., and Dormann, C.F. Cross-validation strategies for data with temporal, spatial, hierarchical, or phylogenetic structure. Ecography 40, 913–929 (2017). https://doi.org/10.1111/ecog.02881.</w:t>
       </w:r>
     </w:p>
     <w:p>
@@ -11061,7 +11070,7 @@
         <w:ind w:left="432" w:hanging="432"/>
       </w:pPr>
       <w:r>
-        <w:t>40. Roberts, D.R., Bahn, V., Ciuti, S., Boyce, M.S., Elith, J., Guillera-Arroita, G., Hauenstein, S., Lahoz-Monfort, J.J., Schröder, B., Thuiller, W., Warton, D.I., Wintle, B.A., Hartig, F., and Dormann, C.F. Cross-validation strategies for data with temporal, spatial, hierarchical, or phylogenetic structure. Ecography 40, 913–929 (2017). https://doi.org/10.1111/ecog.02881.</w:t>
+        <w:t>40. Ploton, P., Mortier, F., Réjou-Méchain, M., Barbier, N., Picard, N., Rossi, V., Dormann, C., Cornu, G., Viennois, G., Bayol, N., Lyapustin, A., Gourlet-Fleury, S., and Pélissier, R. Spatial validation reveals poor predictive performance of large-scale ecological mapping models. Nat. Commun. 11, 4540 (2020). https://doi.org/10.1038/s41467-020-18321-y.</w:t>
       </w:r>
     </w:p>
     <w:p>
@@ -11069,7 +11078,7 @@
         <w:ind w:left="432" w:hanging="432"/>
       </w:pPr>
       <w:r>
-        <w:t>41. Ploton, P., Mortier, F., Réjou-Méchain, M., Barbier, N., Picard, N., Rossi, V., Dormann, C., Cornu, G., Viennois, G., Bayol, N., Lyapustin, A., Gourlet-Fleury, S., and Pélissier, R. Spatial validation reveals poor predictive performance of large-scale ecological mapping models. Nat. Commun. 11, 4540 (2020). https://doi.org/10.1038/s41467-020-18321-y.</w:t>
+        <w:t>41. Yagis, E., Atnafu, S.W., García Seco de Herrera, A., Marzi, C., Scheda, R., Giannelli, M., Tessa, C., Citi, L., and Diciotti, S. Effect of data leakage in brain MRI classification using 2D convolutional neural networks. Sci. Rep. 11, 22544 (2021). https://doi.org/10.1038/s41598-021-01681-w.</w:t>
       </w:r>
     </w:p>
     <w:p>
@@ -11077,7 +11086,7 @@
         <w:ind w:left="432" w:hanging="432"/>
       </w:pPr>
       <w:r>
-        <w:t>42. Yagis, E., Atnafu, S.W., García Seco de Herrera, A., Marzi, C., Scheda, R., Giannelli, M., Tessa, C., Citi, L., and Diciotti, S. Effect of data leakage in brain MRI classification using 2D convolutional neural networks. Sci. Rep. 11, 22544 (2021). https://doi.org/10.1038/s41598-021-01681-w.</w:t>
+        <w:t>42. [Dataset] Axelrod, M.L., Zhou, R., and Sun, L. Spatial transcriptomic landscape of invasion patterns in human papillomavirus-associated endocervical adenocarcinoma. Sci. Rep. 16, 43717 (2026). https://doi.org/10.1038/s41598-026-43717-z. GSE316098.</w:t>
       </w:r>
     </w:p>
     <w:p>
@@ -11085,7 +11094,7 @@
         <w:ind w:left="432" w:hanging="432"/>
       </w:pPr>
       <w:r>
-        <w:t>43. [Dataset] Axelrod, M.L., Zhou, R., and Sun, L. Spatial transcriptomic landscape of invasion patterns in human papillomavirus-associated endocervical adenocarcinoma. Sci. Rep. 16, 43717 (2026). https://doi.org/10.1038/s41598-026-43717-z. GSE316098.</w:t>
+        <w:t>43. [Dataset] Guo, C. Spatiotemporally deciphering the unknown role of persistent HPV infection in precancer to cervical cancer progression: integrating single-cell RNA-sequencing landscape and spatial transcriptomics atlas. Gene Expression Omnibus GSE208654 (2023).</w:t>
       </w:r>
     </w:p>
     <w:sectPr>

--- a/papers/20_MRP-ST-Repair_Patterns/Manuscript_Patterns.docx
+++ b/papers/20_MRP-ST-Repair_Patterns/Manuscript_Patterns.docx
@@ -281,17 +281,17 @@
         <w:t>identity leakage</w:t>
       </w:r>
       <w:r>
-        <w:t>. It is distinct from the classical train/test contamination studied in data mining,[1] because nothing is duplicated across the split: the leakage lives in a latent variable (group membership) that a random split silently preserves, and it is distinct from domain shift,[3,4] because the training and deployment distributions need not differ for the failure to occur.</w:t>
+        <w:t>. It is distinct from the classical train/test contamination studied in data mining,[1] because nothing is duplicated across the split: the leakage lives in a latent variable (group membership) that a random split silently preserves, and it is distinct from domain shift,[2,3] because the training and deployment distributions need not differ for the failure to occur.</w:t>
       </w:r>
     </w:p>
     <w:p>
       <w:r>
-        <w:t>The consequences are well documented across fields and are mostly reported as reproducibility failures rather than as a single named mechanism,[22] which is part of why the problem is usually patched case by case rather than measured. Leakage of correlated or duplicated records invalidates published performance estimates;[1] shortcut solutions let models pass benchmarks while failing on the intended task;[4] chest-radiograph models trained across hospitals degrade on unseen sites and partly encode site and patient identity;[6,7] leave-one-subject-out evaluation, rather than record-level cross-validation, is the correct protocol for wearable and clinical time-series data, and using the wrong one inflates accuracy systematically.[7] Ecological and remote-sensing modelling reached the same conclusion from the opposite direction: blocked cross-validation, in which whole spatial, temporal, hierarchical or phylogenetic blocks are held out rather than individual records, is nearly universally more appropriate than random cross-validation wherever a dependence structure exists,[39] and re-validating a large-scale forest-biomass map with spatially disjoint blocks collapsed an apparent predictive R2 above 0.5 to quasi-null predictive power.[40] A cross-field survey finds leakage affecting 294 papers across 17 fields and supplies a taxonomy of eight leakage types together with model info sheets for preventing them.[22]</w:t>
+        <w:t>The consequences are well documented across fields and are mostly reported as reproducibility failures rather than as a single named mechanism,[22] which is part of why the problem is usually patched case by case rather than measured. Leakage of correlated or duplicated records invalidates published performance estimates;[1] shortcut solutions let models pass benchmarks while failing on the intended task;[4] chest-radiograph models trained across hospitals degrade on unseen sites and partly encode site and patient identity;[5,6] leave-one-subject-out evaluation, rather than record-level cross-validation, is the correct protocol for wearable and clinical time-series data, and using the wrong one inflates accuracy systematically.[7] Ecological and remote-sensing modelling reached the same conclusion from the opposite direction: blocked cross-validation, in which whole spatial, temporal, hierarchical or phylogenetic blocks are held out rather than individual records, is nearly universally more appropriate than random cross-validation wherever a dependence structure exists,[39] and re-validating a large-scale forest-biomass map with spatially disjoint blocks collapsed an apparent predictive R2 above 0.5 to quasi-null predictive power.[40] A cross-field survey finds leakage affecting 294 papers across 17 fields and supplies a taxonomy of eight leakage types together with model info sheets for preventing them.[22]</w:t>
       </w:r>
     </w:p>
     <w:p>
       <w:r>
-        <w:t>What these reports share is a structural precondition (multiple observations per group, observation-level splitting) and an evaluation that cannot tell whether a model learned the target property or the group. Group leakage is not unrecognised. It is one of the eight leakage types in the cross-field taxonomy of ref [22], which documents it across 294 papers in 17 fields, and the remedies that literature offers are the right ones for the situation it addresses: construct the split so that no group straddles it,[8,40,41] and disclose what you did.[22] The size of the effect has been measured too, field by field: on brain MRI, splitting a volume at slice level rather than subject level raised reported accuracy by 30, 29, 48 and 55 percentage points on four datasets, and a randomly relabelled dataset still returned about 96% accuracy under the slice-level split against about 50% under the subject-level one.[41] Both are design-time remedies, and both are instructions for someone who has not trained yet.</w:t>
+        <w:t>What these reports share is a structural precondition (multiple observations per group, observation-level splitting) and an evaluation that cannot tell whether a model learned the target property or the group. Group leakage is not unrecognised. It is one of the eight leakage types in the cross-field taxonomy of ref [22], which documents it across 294 papers in 17 fields, and the remedies that literature offers are the right ones for the situation it addresses: construct the split so that no group straddles it,[7,39,40] and disclose what you did.[22] The size of the effect has been measured too, field by field: on brain MRI, splitting a volume at slice level rather than subject level raised reported accuracy by 30, 29, 48 and 55 percentage points on four datasets, and a randomly relabelled dataset still returned about 96% accuracy under the slice-level split against about 50% under the subject-level one.[41] Both are design-time remedies, and both are instructions for someone who has not trained yet.</w:t>
       </w:r>
     </w:p>
     <w:p>
@@ -311,7 +311,7 @@
     </w:p>
     <w:p>
       <w:r>
-        <w:t>Adversarial removal of an attribute from a learned representation is a mature idea, and we place ourselves inside that literature rather than beside it. Censoring representations with an adversary,[26] controllable invariance through adversarial feature learning,[27] adversarially fair and transferable representations,[28] and the domain-adversarial machinery we build on[3,4] all attach a predictor to a representation and train the encoder to make that predictor fail. Our repair operator is deliberately an instance of this standard design: a group-identity classifier attached through a gradient-reversal layer. We claim no novelty for it, and we say so here because the alternative reading, that this paper proposes a new debiasing method, would misdescribe the contribution. The reason is that this literature has also established, repeatedly, that a defeated adversary is not evidence of removal: attributes that an adversary drove to chance during training remain recoverable by a post-hoc classifier trained on the same representation,[29] and the same gap has been reported for explicit bias removal in image embeddings[30] and for iterative nullspace projection.[31] What is missing is therefore not another operator but an instrument: something that asks, after any removal attempt, whether what remains still transfers across groups and whether it exceeds what permutation alone would produce. Our contributions sit at exactly that point, and they are properties of the audit rather than of the adversary. The consequence appears inside our own results below: on the simulated identity-confounding control the planted fingerprint was cleared only partially, and in the two cross-domain cohorts group identity remained five to eight times more recoverable than chance after repair. We read both as the gap of ref [29] reproduced by our own operator, which is precisely why the acceptance decision is delegated to an instrument rather than to the adversary's loss.</w:t>
+        <w:t>Adversarial removal of an attribute from a learned representation is a mature idea, and we place ourselves inside that literature rather than beside it. Censoring representations with an adversary,[26] controllable invariance through adversarial feature learning,[27] adversarially fair and transferable representations,[28] and the domain-adversarial machinery we build on[2,3] all attach a predictor to a representation and train the encoder to make that predictor fail. Our repair operator is deliberately an instance of this standard design: a group-identity classifier attached through a gradient-reversal layer. We claim no novelty for it, and we say so here because the alternative reading, that this paper proposes a new debiasing method, would misdescribe the contribution. The reason is that this literature has also established, repeatedly, that a defeated adversary is not evidence of removal: attributes that an adversary drove to chance during training remain recoverable by a post-hoc classifier trained on the same representation,[29] and the same gap has been reported for explicit bias removal in image embeddings[30] and for iterative nullspace projection.[31] What is missing is therefore not another operator but an instrument: something that asks, after any removal attempt, whether what remains still transfers across groups and whether it exceeds what permutation alone would produce. Our contributions sit at exactly that point, and they are properties of the audit rather than of the adversary. The consequence appears inside our own results below: on the simulated identity-confounding control the planted fingerprint was cleared only partially, and in the two cross-domain cohorts group identity remained five to eight times more recoverable than chance after repair. We read both as the gap of ref [29] reproduced by our own operator, which is precisely why the acceptance decision is delegated to an instrument rather than to the adversary's loss.</w:t>
       </w:r>
     </w:p>
     <w:p>
@@ -325,7 +325,7 @@
         <w:t>within</w:t>
       </w:r>
       <w:r>
-        <w:t xml:space="preserve"> groups; the adversarial members of that family (iMAP,[32] SCIDRL,[33] DAVAE[34]) use the same gradient-reversal machinery as our operator but optimise cross-batch mixing and are scored by integration metrics such as batch entropy and the adjusted Rand index, not by a calibrated group-level label-dependence statistic. Domain-adversarial training[3,4] is the closest machinery to ours, but it is used to transfer across domains, not to remove a group identity that is confounded with the label inside a single training set. Group-disjoint splitting[7] is a preventive practice, not a remediation of an already-trained model. In fairness research, adversarial and constrained objectives learn representations independent of a sensitive attribute,[27–29,36,37] and the fairness–accuracy trade-offs they navigate are the same shape as the one our feasibility condition makes explicit; the surveys of that literature[21,38] document the trade-off, whereas our contribution is the pre-computable diagnosis of when it has no feasible point.</w:t>
+        <w:t xml:space="preserve"> groups; the adversarial members of that family (iMAP,[32] SCIDRL,[33] DAVAE[34]) use the same gradient-reversal machinery as our operator but optimise cross-batch mixing and are scored by integration metrics such as batch entropy and the adjusted Rand index, not by a calibrated group-level label-dependence statistic. Domain-adversarial training[2,3] is the closest machinery to ours, but it is used to transfer across domains, not to remove a group identity that is confounded with the label inside a single training set. Group-disjoint splitting[7] is a preventive practice, not a remediation of an already-trained model. In fairness research, adversarial and constrained objectives learn representations independent of a sensitive attribute,[26–28,35,36] and the fairness–accuracy trade-offs they navigate are the same shape as the one our feasibility condition makes explicit; the surveys of that literature[20,37] document the trade-off, whereas our contribution is the pre-computable diagnosis of when it has no feasible point.</w:t>
       </w:r>
     </w:p>
     <w:p>
@@ -418,7 +418,7 @@
         <w:t>An auditable instrument: a calibrated statistic with measured operating characteristics and an acceptance protocol.</w:t>
       </w:r>
       <w:r>
-        <w:t xml:space="preserve"> The label-dependence index grades a model under leave-one-group-out against its own refit permutation null, and the instrument is itself tested on controls with known ground truth: across 75 positive-control runs the shared, group-transferable program survived every dose, while the detector remained non-blind on 45 identity-confounding runs (36 of them dosed; no false alarms). The operator being graded is deliberately standard (a group-identity classifier trained jointly with the encoder through a gradient-reversal layer[3,4]) and we claim no novelty for it. The operating characteristics above are what make any verdict below interpretable, and they are reported for the instrument rather than for the operator. A practical corollary, established head-to-head below: in-sample criteria cannot certify acceptance, because methods that are indistinguishable on the in-sample memorization gap differ in kind on the group-level statistic.</w:t>
+        <w:t xml:space="preserve"> The label-dependence index grades a model under leave-one-group-out against its own refit permutation null, and the instrument is itself tested on controls with known ground truth: across 75 positive-control runs the shared, group-transferable program survived every dose, while the detector remained non-blind on 45 identity-confounding runs (36 of them dosed; no false alarms). The operator being graded is deliberately standard (a group-identity classifier trained jointly with the encoder through a gradient-reversal layer[2,3]) and we claim no novelty for it. The operating characteristics above are what make any verdict below interpretable, and they are reported for the instrument rather than for the operator. A practical corollary, established head-to-head below: in-sample criteria cannot certify acceptance, because methods that are indistinguishable on the in-sample memorization gap differ in kind on the group-level statistic.</w:t>
       </w:r>
     </w:p>
     <w:p>
@@ -542,7 +542,7 @@
         <w:t>Where the novelty lies, stated plainly.</w:t>
       </w:r>
       <w:r>
-        <w:t xml:space="preserve"> Finding 1 is the claim we would want to survive if everything else here were withdrawn: it is a statement about evaluation rather than about any method, it errs in one direction only (a unit-level split flatters a model rather than penalising it), and adopting the fix requires nothing new. What is new about it is not the direction of the error, which the blocked-cross-validation literature established,[40,41] but its calibrated magnitude: a number, expressed in null-scale units, that says how much of a reported result the shortcut accounts for, is comparable across cohorts and domains, and stays interpretable after an intervention has been applied. Finding 2 is the instrument that makes findings 3 to 7 readable; the operator inside it is a standard adversarial head, chosen deliberately, because a familiar operator makes the verdict easier to audit and easier to distrust. Findings 3 to 8 are diagnostics and one intervention: they say when repair is worth attempting, when it is provably not, and how far the predictions travel, and they are the parts a better operator or a larger cohort would revise first. A reader who takes the operator away keeps the trap, the instrument and the boundaries; a reader who takes the instrument away still keeps the rule about the split, which costs nothing and applies everywhere.</w:t>
+        <w:t xml:space="preserve"> Finding 1 is the claim we would want to survive if everything else here were withdrawn: it is a statement about evaluation rather than about any method, it errs in one direction only (a unit-level split flatters a model rather than penalising it), and adopting the fix requires nothing new. What is new about it is not the direction of the error, which the blocked-cross-validation literature established,[39,40] but its calibrated magnitude: a number, expressed in null-scale units, that says how much of a reported result the shortcut accounts for, is comparable across cohorts and domains, and stays interpretable after an intervention has been applied. Finding 2 is the instrument that makes findings 3 to 7 readable; the operator inside it is a standard adversarial head, chosen deliberately, because a familiar operator makes the verdict easier to audit and easier to distrust. Findings 3 to 8 are diagnostics and one intervention: they say when repair is worth attempting, when it is provably not, and how far the predictions travel, and they are the parts a better operator or a larger cohort would revise first. A reader who takes the operator away keeps the trap, the instrument and the boundaries; a reader who takes the instrument away still keeps the rule about the split, which costs nothing and applies everywhere.</w:t>
       </w:r>
     </w:p>
     <w:p>
@@ -685,7 +685,7 @@
         <w:t>Repair operator.</w:t>
       </w:r>
       <w:r>
-        <w:t xml:space="preserve"> We train a graph-attention encoder[13] on the unit-level spatial graph (k-nearest-neighbour, k = 6, with a large coordinate offset that prevents cross-slide edges) with a linear decoder reconstructing expression, and attach a group-identity classifier through a gradient-reversal layer[3,4] with ramped reversal strength α = min(1, 2·epoch/T) (a stability-hardened variant ramps only after a 50-epoch adversary warm-up, with α = 0 before it). The adversary maximizes group-identity accuracy; the encoder, through the reversal, minimizes it. A single hyperparameter λ scales the adversarial term: λ = 0 recovers the un-repaired baseline, and increasing λ doses the repair. In our validation domain the grouping variable is the donor, the units are tissue spots, and the released software instantiation is MRP-ST-Repair.</w:t>
+        <w:t xml:space="preserve"> We train a graph-attention encoder[13] on the unit-level spatial graph (k-nearest-neighbour, k = 6, with a large coordinate offset that prevents cross-slide edges) with a linear decoder reconstructing expression, and attach a group-identity classifier through a gradient-reversal layer[2,3] with ramped reversal strength α = min(1, 2·epoch/T) (a stability-hardened variant ramps only after a 50-epoch adversary warm-up, with α = 0 before it). The adversary maximizes group-identity accuracy; the encoder, through the reversal, minimizes it. A single hyperparameter λ scales the adversarial term: λ = 0 recovers the un-repaired baseline, and increasing λ doses the repair. In our validation domain the grouping variable is the donor, the units are tissue spots, and the released software instantiation is MRP-ST-Repair.</w:t>
       </w:r>
     </w:p>
     <w:p>
@@ -1010,7 +1010,7 @@
         <w:t>is</w:t>
       </w:r>
       <w:r>
-        <w:t xml:space="preserve"> that method: a gradient-reversal layer,[3,4] a cross-entropy adversary on the grouping variable and a scalar dose λ is the canonical design,[27–29] so a second instance of it would compare our acceptance protocol against itself. What can be compared are methods that pursue the same goal through a different objective, reweighting (Group-DRO) and invariance (IRM). The gap this leaves is real and is stated in the limitations: non-adversarial removal families were not benchmarked, and the operating characteristics of finding 1 would need re-measuring for any of them. Two things about that gap should be kept straight. The instrument does not depend on the operator: LDI, the three axes and the group-level acceptance rule read a representation rather than a training objective, so the same protocol can be run on the output of any deconfounding method, including the ones not benchmarked here. And the two failure modes we report are properties of two specific methods, not a law about all of them: whether null-space projection, contrastive objectives or conditional reweighting fail in the same way is unknown.</w:t>
+        <w:t xml:space="preserve"> that method: a gradient-reversal layer,[2,3] a cross-entropy adversary on the grouping variable and a scalar dose λ is the canonical design,[26–28] so a second instance of it would compare our acceptance protocol against itself. What can be compared are methods that pursue the same goal through a different objective, reweighting (Group-DRO) and invariance (IRM). The gap this leaves is real and is stated in the limitations: non-adversarial removal families were not benchmarked, and the operating characteristics of finding 1 would need re-measuring for any of them. Two things about that gap should be kept straight. The instrument does not depend on the operator: LDI, the three axes and the group-level acceptance rule read a representation rather than a training objective, so the same protocol can be run on the output of any deconfounding method, including the ones not benchmarked here. And the two failure modes we report are properties of two specific methods, not a law about all of them: whether null-space projection, contrastive objectives or conditional reweighting fail in the same way is unknown.</w:t>
       </w:r>
     </w:p>
     <w:p>
@@ -3315,7 +3315,7 @@
         <w:t>Evaluation hygiene is a separate, transferable result.</w:t>
       </w:r>
       <w:r>
-        <w:t xml:space="preserve"> The sibling-unit effect (unit-level cross-validation pinned at ceiling while group-level holdout collapses) is not caused by our repair: the repair merely exposes it with a knob. It is a warning about any group-structured dataset in which groups contribute multiple units, and the remedy (accept at the group level) costs nothing. The same logic applies to the endpoint result: because all three real cohorts have one section per donor, repair had no leakage channel to remove and paid a pure fidelity cost. That repair did not improve endpoints is a statement about where the method applies, and it is a statement the framework yields in advance. This is the same failure the blocked-cross-validation literature documents,[40,41] and we make no claim of priority for the phenomenon: that literature established the prescription (hold out whole blocks rather than records) and demonstrated the optimism case by case. What we add is the measurement, and a measurement is needed even where the prescription is followed. A group-disjoint split stops the shortcut from entering the training objective, but it cannot tell the owner of an already-trained representation how much of its reported performance is group-driven, and it cannot certify an intervention that claims to have removed the shortcut, because by then the split is fixed and the counterfactual has to be measured rather than designed. The check itself is one line in an existing evaluation script, given a recorded grouping variable.</w:t>
+        <w:t xml:space="preserve"> The sibling-unit effect (unit-level cross-validation pinned at ceiling while group-level holdout collapses) is not caused by our repair: the repair merely exposes it with a knob. It is a warning about any group-structured dataset in which groups contribute multiple units, and the remedy (accept at the group level) costs nothing. The same logic applies to the endpoint result: because all three real cohorts have one section per donor, repair had no leakage channel to remove and paid a pure fidelity cost. That repair did not improve endpoints is a statement about where the method applies, and it is a statement the framework yields in advance. This is the same failure the blocked-cross-validation literature documents,[39,40] and we make no claim of priority for the phenomenon: that literature established the prescription (hold out whole blocks rather than records) and demonstrated the optimism case by case. What we add is the measurement, and a measurement is needed even where the prescription is followed. A group-disjoint split stops the shortcut from entering the training objective, but it cannot tell the owner of an already-trained representation how much of its reported performance is group-driven, and it cannot certify an intervention that claims to have removed the shortcut, because by then the split is fixed and the counterfactual has to be measured rather than designed. The check itself is one line in an existing evaluation script, given a recorded grouping variable.</w:t>
       </w:r>
     </w:p>
     <w:p>
@@ -4600,7 +4600,7 @@
         <w:t>One repair family.</w:t>
       </w:r>
       <w:r>
-        <w:t xml:space="preserve"> Every repair in this paper is adversarial, trained through a gradient-reversal layer.[3,4] We did not develop or benchmark alternative repair paradigms, each of which is plausible and might trade fidelity against leakage differently: contrastive objectives with cross-group positive pairs; group-conditioned reweighting or importance sampling; explicit orthogonality or variance penalties on the group subspace; iterative nullspace projection;[31] disentangled or factorised latent-variable models; and generative removal. The three most informative next comparisons are the post-hoc or partly post-hoc ones, because they are cheap to run on the same grid: iterative nullspace projection,[31] contrastive cross-group objectives, and orthogonality penalties on the group subspace. The consequences differ by result. Proposition 1 and Remark 1 concern the </w:t>
+        <w:t xml:space="preserve"> Every repair in this paper is adversarial, trained through a gradient-reversal layer.[2,3] We did not develop or benchmark alternative repair paradigms, each of which is plausible and might trade fidelity against leakage differently: contrastive objectives with cross-group positive pairs; group-conditioned reweighting or importance sampling; explicit orthogonality or variance penalties on the group subspace; iterative nullspace projection;[31] disentangled or factorised latent-variable models; and generative removal. The three most informative next comparisons are the post-hoc or partly post-hoc ones, because they are cheap to run on the same grid: iterative nullspace projection,[31] contrastive cross-group objectives, and orthogonality penalties on the group subspace. The consequences differ by result. Proposition 1 and Remark 1 concern the </w:t>
       </w:r>
       <w:r>
         <w:rPr>
@@ -5536,7 +5536,7 @@
               <w:rPr>
                 <w:sz w:val="18"/>
               </w:rPr>
-              <w:t>HAR [24,26]</w:t>
+              <w:t>HAR [23,25]</w:t>
             </w:r>
           </w:p>
         </w:tc>
@@ -5606,7 +5606,7 @@
               <w:rPr>
                 <w:sz w:val="18"/>
               </w:rPr>
-              <w:t>Gas Sensor Array Drift [25,26]</w:t>
+              <w:t>Gas Sensor Array Drift [24,25]</w:t>
             </w:r>
           </w:p>
         </w:tc>

--- a/papers/20_MRP-ST-Repair_Patterns/Manuscript_Patterns.docx
+++ b/papers/20_MRP-ST-Repair_Patterns/Manuscript_Patterns.docx
@@ -11657,7 +11657,7 @@
         <w:ind w:left="432" w:hanging="432"/>
       </w:pPr>
       <w:r>
-        <w:t>43. [Dataset] Guo, C. Spatiotemporally deciphering the unknown role of persistent HPV infection in precancer to cervical cancer progression: integrating single-cell RNA-sequencing landscape and spatial transcriptomics atlas. Gene Expression Omnibus GSE208654 (2023).</w:t>
+        <w:t>43. [Dataset] Guo, C., Qu, X., Tang, X., Song, Y., Wang, J., Hua, K., and Qiu, J. Spatiotemporally deciphering the mysterious mechanism of persistent HPV-induced malignant transition and immune remodelling from HPV-infected normal cervix, precancer to cervical cancer: integrating single-cell RNA-sequencing and spatial transcriptome. Clin. Transl. Med. 13, e1219 (2023). https://doi.org/10.1002/ctm2.1219. GSE208654.</w:t>
       </w:r>
     </w:p>
     <w:p>

--- a/papers/20_MRP-ST-Repair_Patterns/Manuscript_Patterns.docx
+++ b/papers/20_MRP-ST-Repair_Patterns/Manuscript_Patterns.docx
@@ -4694,33 +4694,1037 @@
           <w:rFonts w:ascii="Times New Roman" w:hAnsi="Times New Roman"/>
           <w:color w:val="000000"/>
         </w:rPr>
-        <w:t>Limitations</w:t>
+        <w:t>Remediation experiments</w:t>
       </w:r>
     </w:p>
     <w:p>
       <w:r>
-        <w:t>The representation is generally learned before the probe holdouts. Consequently these are conditional representation audits, not fully nested estimates of encoder performance on unseen groups. Encoder refitting, preprocessing fitted only within outer training folds, and independent external evaluation are required for that stronger claim. Package versions and hardware listed with archived experiments describe provenance; they have not been independently demonstrated here to reproduce every result from raw data.</w:t>
+        <w:t>The analyses reported so far are conditional representation audits on archived runs. Six of the choices that the reporting workflow above asks authors to declare can be tested directly on the same public data and the same frozen embeddings, without new cohorts, so we re-ran them instead of leaving them as caveats. Table 7 summarizes the null-scale comparison, and Tables S18 and S19 report the full run-level detail.</w:t>
       </w:r>
     </w:p>
     <w:p>
       <w:r>
-        <w:t>The implemented LDI and null use unit-level holdouts and unit-label permutations. In multi-unit data they are not equivalent to group-level inference. The nominal multiclass labels in HAR and gas drift have no intrinsic rank; numerical recoding can change Kendall τ. A one-sided 1.645 reference does not prove absence of identity information, and a nonlinear probe can decode information missed by the linear ridge probe. Re-audit with a more expressive probe wherever the deployment is high-stakes, using a null appropriate to that probe and grouping scheme.</w:t>
+        <w:rPr>
+          <w:b/>
+        </w:rPr>
+        <w:t xml:space="preserve">Group-preserving null, recomputed. </w:t>
+      </w:r>
+      <w:r>
+        <w:rPr>
+          <w:b w:val="0"/>
+        </w:rPr>
+        <w:t>We re-ran every multi-unit cohort with a group-preserving permutation scheme at the same depth as the archived one (B = 2,000 refit permutations, labels permuted within group so that the observed group–label coupling κ is preserved) and compared it against the archived unit-label permutation. The two scales are not interchangeable, and the direction of the difference depends on κ. Where group and label are close to independent at the audit-unit level the nulls agree (HAR, κ = 0.121: σ̂ 0.058 unit-level versus 0.058 group-preserving; GeoMx cell type, κ = 0.000: 0.083 versus 0.087). Where the coupling is substantial the group-preserving null is 24–49% narrower (gas drift, κ = 0.082: 0.060 versus 0.046; GeoMx risk, κ = 0.225: 0.081 versus 0.050; Silva, κ = 0.273: 0.077 versus 0.048), which raises LDI by a factor of 1.3–2.2. Where the label does not vary within group the group-preserving permutation collapses to the identity and σ̂_group = 0, so no group-conditional LDI is defined; this happens in all nine cervical runs. The practical consequence is that 1.645 is a one-sided 5% normal quantile applied to a unit-level descriptive index, not a group-validated test level. No gate decision in this paper changes under the substitution, because every cross-domain LDI exceeds 1.645 by an order of magnitude under either null.</w:t>
       </w:r>
     </w:p>
     <w:p>
       <w:r>
-        <w:t>The group identifiers also bound the conclusions. The main cervical archive reports 35 section units and 34 donors, whereas the resolution ladder uses 35 section groups. The repeated donor must be resolved from source metadata before a donor-disjoint certification is possible. The GeoMx source reports seven specimens from six patients and 93 ROIs split into 186 epithelial/stromal compartment measurements.[42] The archived runner groups by seven case identifiers. Its holdout therefore does not establish patient-disjoint evaluation, and the paired compartment structure must be preserved when constructing an appropriate null. Source-study ROI selection also limits representativeness.</w:t>
+        <w:rPr>
+          <w:b/>
+        </w:rPr>
+        <w:t xml:space="preserve">Identity decoding, separately from label utility. </w:t>
+      </w:r>
+      <w:r>
+        <w:rPr>
+          <w:b w:val="0"/>
+        </w:rPr>
+        <w:t>Acceptance has to be stated on three objects, not one. Label utility is τ_LOO together with a nominal multiclass metric; group-identity decodability is measured here by two quantities that remain defined whatever the grouping scheme is, namely the leave-one-out nearest-neighbour same-group hit rate over the same-group prior Σ(n_g/N)², and the AUROC that separates same-group from different-group embedding distances (we do not use leave-one-group-out multiclass group-ID prediction, because the held-out group's class never appears in the training folds, which forces accuracy to zero regardless of the representation). Sibling-unit inflation is Δ = τ_LOO − τ_LGO. Repair moves identity decodability in the right direction without removing it: over λ = 0 → 2 the nearest-neighbour lift falls from 12.7–13.8 to 4.8–6.3 in HAR, from 5.14–5.15 to 4.70–4.84 in gas drift and from 5.65–5.71 to 5.43–5.56 in GeoMx risk, while the pairwise-distance AUROC falls from 0.53 to 0.53, 0.61 to 0.55–0.57 and 0.67–0.70 to 0.64–0.69 respectively. Δ is large where the label varies little within group (GeoMx risk 0.35–0.40) and near zero where it varies freely (GeoMx cell type 0.00–0.03), which is the mechanism the within-group control was designed to expose.</w:t>
       </w:r>
     </w:p>
     <w:p>
       <w:r>
-        <w:t>Seed variability measures optimization variability on fixed cohorts, not uncertainty across patients, sites or datasets. Repeated doses share data and are not independent replicates. Cell-level bootstrap intervals should therefore be read descriptively; population inference would require resampling independent groups with the analysis repeated. The strong-dose instability, small positive class in prostate, and restricted head-and-neck subset limit precision. We report no dose optimum.</w:t>
+        <w:rPr>
+          <w:b/>
+        </w:rPr>
+        <w:t xml:space="preserve">Nominal labels and coding sensitivity. </w:t>
+      </w:r>
+      <w:r>
+        <w:rPr>
+          <w:b w:val="0"/>
+        </w:rPr>
+        <w:t>On the two multiclass cross-domain cohorts we replaced the ordinal reading with per-class one-versus-rest group-holdout probes. Macro one-versus-rest AUROC is 0.96–0.97 in HAR and 0.88–0.94 in gas drift, and balanced accuracy 0.80–0.86 and 0.67–0.84, so the utility claim does not depend on treating class numbers as quantities. It does under the ordinal reading: randomly permuting the class codes across R = 20 recodings moves τ_LOO by SD 0.073–0.112 with a range up to 0.49, whereas the same recoding leaves the one-versus-rest AUROC unchanged to within 2 × 10⁻¹⁶. Coding sensitivity is therefore a property of the ordinal statistic, not of the data.</w:t>
       </w:r>
     </w:p>
     <w:p>
       <w:r>
-        <w:t>The relative fidelity gate is uninformative near a null baseline: the spurious simulation arm yields accepted cells without a useful transferable program. An absolute utility requirement should be prespecified, and failure to reject an association null should not be treated as an equivalence test. The archived results did not implement that additional requirement. No accepted repair improved a downstream endpoint; no clinical deployment benefit or privacy guarantee is established.</w:t>
-      </w:r>
+        <w:rPr>
+          <w:b/>
+        </w:rPr>
+        <w:t xml:space="preserve">Frozen versus refit null scale. </w:t>
+      </w:r>
+      <w:r>
+        <w:rPr>
+          <w:b w:val="0"/>
+        </w:rPr>
+        <w:t>Pre-freezing the baseline scale is a declaration, not a correction, and we report both conventions on the same runs. Freezing σ̂ at its λ = 0 cohort mean instead of re-estimating it per run moves LDI by less than 0.9 in every cross-domain cohort (HAR 12.4–14.1 per-run versus 13.2–13.9 frozen) and changes no gate count: 0 of 6 accepted cells per cohort under either convention, and 1 of 9 in the cervical archive under either convention.</w:t>
+      </w:r>
+    </w:p>
+    <w:p>
+      <w:r>
+        <w:rPr>
+          <w:b/>
+        </w:rPr>
+        <w:t xml:space="preserve">Outer-loop refitting. </w:t>
+      </w:r>
+      <w:r>
+        <w:rPr>
+          <w:b w:val="0"/>
+        </w:rPr>
+        <w:t>Whether the conditioning itself inflates the estimate is testable wherever the encoder is cheap enough to refit. On HAR we refitted encoder, adversary and probe inside each of the 30 outer folds, so that the held-out subject contributes nothing to representation learning, within-fold preprocessing or probe fitting, and compared the result with the frozen-embedding τ_LGO from the same configuration. Group-holdout association was 0.802 frozen versus 0.806 outer-refitted at λ = 0 and 0.776 versus 0.804 at λ = 2, against a between-fold SD of 0.094–0.103 (one training seed, both doses). The frozen conditional audit is therefore not measurably optimistic on this cohort: the difference is smaller than the fold-to-fold spread and, if anything, points the other way. This is one cohort and one seed, because every outer fold retrains a representation, and we do not extrapolate it to the transcriptomic cohorts, where the archived estimates remain conditional.</w:t>
+      </w:r>
+    </w:p>
+    <w:p>
+      <w:r>
+        <w:rPr>
+          <w:b/>
+        </w:rPr>
+        <w:t xml:space="preserve">Donor and patient resolution. </w:t>
+      </w:r>
+      <w:r>
+        <w:rPr>
+          <w:b w:val="0"/>
+        </w:rPr>
+        <w:t>The cervical mapping was reconstructed from source accessions: CA_HPV_1 and CA_HPV_2 are two sections of one donor, and the remaining 33 donors contribute one section each, giving 35 sections over 34 donors. Recomputing both holdouts on donor keys instead of section identifiers changes τ_LGO by at most 0.073 across the nine frozen runs. For GeoMx, the source report states seven specimens from six patients but does not say which two specimens share a patient, so we enumerated all 21 pairings: τ_LGO spans 0.519–0.614 (risk), 0.530–0.625 (Silva) and 0.706–0.708 (cell type) across pairings. No conclusion here depends on which pairing is correct.</w:t>
+      </w:r>
+    </w:p>
+    <w:p>
+      <w:r>
+        <w:rPr>
+          <w:b/>
+        </w:rPr>
+        <w:t xml:space="preserve">Table 7. Archived unit-level null versus group-preserving null, same runs and same permutation depth. </w:t>
+      </w:r>
+      <w:r>
+        <w:rPr>
+          <w:b w:val="0"/>
+        </w:rPr>
+        <w:t>κ is normalized mutual information between group and label at the audit-unit level; the last-but-one column is the fraction of groups whose label varies within the group, which is what decides whether a within-group permutation has any freedom. σ̂ columns are λ = 0 means over three training seeds; LDI columns are ranges over seeds and λ ∈ {0, 2}; both use B = 2,000 refit permutations and seed 20261010. "Degenerate" means the within-group permutation is the identity because the label does not vary within group, so no group-conditional LDI is defined.</w:t>
+      </w:r>
+    </w:p>
+    <w:tbl>
+      <w:tblPr>
+        <w:tblStyle w:val="TableGrid"/>
+        <w:tblW w:type="auto" w:w="0"/>
+        <w:tblLook w:firstColumn="1" w:firstRow="1" w:lastColumn="0" w:lastRow="0" w:noHBand="0" w:noVBand="1" w:val="04A0"/>
+      </w:tblPr>
+      <w:tblGrid>
+        <w:gridCol w:w="1040"/>
+        <w:gridCol w:w="1040"/>
+        <w:gridCol w:w="1040"/>
+        <w:gridCol w:w="1040"/>
+        <w:gridCol w:w="1040"/>
+        <w:gridCol w:w="1040"/>
+        <w:gridCol w:w="1040"/>
+        <w:gridCol w:w="1040"/>
+        <w:gridCol w:w="1040"/>
+      </w:tblGrid>
+      <w:tr>
+        <w:tc>
+          <w:tcPr>
+            <w:tcW w:type="dxa" w:w="1040"/>
+          </w:tcPr>
+          <w:p>
+            <w:r/>
+            <w:r>
+              <w:rPr>
+                <w:b/>
+                <w:sz w:val="16"/>
+              </w:rPr>
+              <w:t>Cohort (arm)</w:t>
+            </w:r>
+          </w:p>
+        </w:tc>
+        <w:tc>
+          <w:tcPr>
+            <w:tcW w:type="dxa" w:w="1040"/>
+          </w:tcPr>
+          <w:p>
+            <w:r/>
+            <w:r>
+              <w:rPr>
+                <w:b/>
+                <w:sz w:val="16"/>
+              </w:rPr>
+              <w:t>κ</w:t>
+            </w:r>
+          </w:p>
+        </w:tc>
+        <w:tc>
+          <w:tcPr>
+            <w:tcW w:type="dxa" w:w="1040"/>
+          </w:tcPr>
+          <w:p>
+            <w:r/>
+            <w:r>
+              <w:rPr>
+                <w:b/>
+                <w:sz w:val="16"/>
+              </w:rPr>
+              <w:t>groups with varying label</w:t>
+            </w:r>
+          </w:p>
+        </w:tc>
+        <w:tc>
+          <w:tcPr>
+            <w:tcW w:type="dxa" w:w="1040"/>
+          </w:tcPr>
+          <w:p>
+            <w:r/>
+            <w:r>
+              <w:rPr>
+                <w:b/>
+                <w:sz w:val="16"/>
+              </w:rPr>
+              <w:t>σ̂ unit-level</w:t>
+            </w:r>
+          </w:p>
+        </w:tc>
+        <w:tc>
+          <w:tcPr>
+            <w:tcW w:type="dxa" w:w="1040"/>
+          </w:tcPr>
+          <w:p>
+            <w:r/>
+            <w:r>
+              <w:rPr>
+                <w:b/>
+                <w:sz w:val="16"/>
+              </w:rPr>
+              <w:t>σ̂ group-preserving</w:t>
+            </w:r>
+          </w:p>
+        </w:tc>
+        <w:tc>
+          <w:tcPr>
+            <w:tcW w:type="dxa" w:w="1040"/>
+          </w:tcPr>
+          <w:p>
+            <w:r/>
+            <w:r>
+              <w:rPr>
+                <w:b/>
+                <w:sz w:val="16"/>
+              </w:rPr>
+              <w:t>LDI unit-level</w:t>
+            </w:r>
+          </w:p>
+        </w:tc>
+        <w:tc>
+          <w:tcPr>
+            <w:tcW w:type="dxa" w:w="1040"/>
+          </w:tcPr>
+          <w:p>
+            <w:r/>
+            <w:r>
+              <w:rPr>
+                <w:b/>
+                <w:sz w:val="16"/>
+              </w:rPr>
+              <w:t>LDI group-preserving</w:t>
+            </w:r>
+          </w:p>
+        </w:tc>
+        <w:tc>
+          <w:tcPr>
+            <w:tcW w:type="dxa" w:w="1040"/>
+          </w:tcPr>
+          <w:p>
+            <w:r/>
+            <w:r>
+              <w:rPr>
+                <w:b/>
+                <w:sz w:val="16"/>
+              </w:rPr>
+              <w:t>σ̂ ratio (group/unit)</w:t>
+            </w:r>
+          </w:p>
+        </w:tc>
+        <w:tc>
+          <w:tcPr>
+            <w:tcW w:type="dxa" w:w="1040"/>
+          </w:tcPr>
+          <w:p>
+            <w:r/>
+            <w:r>
+              <w:rPr>
+                <w:b/>
+                <w:sz w:val="16"/>
+              </w:rPr>
+              <w:t>Gate decision changed</w:t>
+            </w:r>
+          </w:p>
+        </w:tc>
+      </w:tr>
+      <w:tr>
+        <w:tc>
+          <w:tcPr>
+            <w:tcW w:type="dxa" w:w="1040"/>
+          </w:tcPr>
+          <w:p>
+            <w:r/>
+            <w:r>
+              <w:rPr>
+                <w:sz w:val="16"/>
+              </w:rPr>
+              <w:t>HAR</w:t>
+            </w:r>
+          </w:p>
+        </w:tc>
+        <w:tc>
+          <w:tcPr>
+            <w:tcW w:type="dxa" w:w="1040"/>
+          </w:tcPr>
+          <w:p>
+            <w:r/>
+            <w:r>
+              <w:rPr>
+                <w:sz w:val="16"/>
+              </w:rPr>
+              <w:t>0.121</w:t>
+            </w:r>
+          </w:p>
+        </w:tc>
+        <w:tc>
+          <w:tcPr>
+            <w:tcW w:type="dxa" w:w="1040"/>
+          </w:tcPr>
+          <w:p>
+            <w:r/>
+            <w:r>
+              <w:rPr>
+                <w:sz w:val="16"/>
+              </w:rPr>
+              <w:t>1.00</w:t>
+            </w:r>
+          </w:p>
+        </w:tc>
+        <w:tc>
+          <w:tcPr>
+            <w:tcW w:type="dxa" w:w="1040"/>
+          </w:tcPr>
+          <w:p>
+            <w:r/>
+            <w:r>
+              <w:rPr>
+                <w:sz w:val="16"/>
+              </w:rPr>
+              <w:t>0.058</w:t>
+            </w:r>
+          </w:p>
+        </w:tc>
+        <w:tc>
+          <w:tcPr>
+            <w:tcW w:type="dxa" w:w="1040"/>
+          </w:tcPr>
+          <w:p>
+            <w:r/>
+            <w:r>
+              <w:rPr>
+                <w:sz w:val="16"/>
+              </w:rPr>
+              <w:t>0.058</w:t>
+            </w:r>
+          </w:p>
+        </w:tc>
+        <w:tc>
+          <w:tcPr>
+            <w:tcW w:type="dxa" w:w="1040"/>
+          </w:tcPr>
+          <w:p>
+            <w:r/>
+            <w:r>
+              <w:rPr>
+                <w:sz w:val="16"/>
+              </w:rPr>
+              <w:t>12.4–14.1</w:t>
+            </w:r>
+          </w:p>
+        </w:tc>
+        <w:tc>
+          <w:tcPr>
+            <w:tcW w:type="dxa" w:w="1040"/>
+          </w:tcPr>
+          <w:p>
+            <w:r/>
+            <w:r>
+              <w:rPr>
+                <w:sz w:val="16"/>
+              </w:rPr>
+              <w:t>12.6–13.9</w:t>
+            </w:r>
+          </w:p>
+        </w:tc>
+        <w:tc>
+          <w:tcPr>
+            <w:tcW w:type="dxa" w:w="1040"/>
+          </w:tcPr>
+          <w:p>
+            <w:r/>
+            <w:r>
+              <w:rPr>
+                <w:sz w:val="16"/>
+              </w:rPr>
+              <w:t>1.00</w:t>
+            </w:r>
+          </w:p>
+        </w:tc>
+        <w:tc>
+          <w:tcPr>
+            <w:tcW w:type="dxa" w:w="1040"/>
+          </w:tcPr>
+          <w:p>
+            <w:r/>
+            <w:r>
+              <w:rPr>
+                <w:sz w:val="16"/>
+              </w:rPr>
+              <w:t>no</w:t>
+            </w:r>
+          </w:p>
+        </w:tc>
+      </w:tr>
+      <w:tr>
+        <w:tc>
+          <w:tcPr>
+            <w:tcW w:type="dxa" w:w="1040"/>
+          </w:tcPr>
+          <w:p>
+            <w:r/>
+            <w:r>
+              <w:rPr>
+                <w:sz w:val="16"/>
+              </w:rPr>
+              <w:t>Gas drift</w:t>
+            </w:r>
+          </w:p>
+        </w:tc>
+        <w:tc>
+          <w:tcPr>
+            <w:tcW w:type="dxa" w:w="1040"/>
+          </w:tcPr>
+          <w:p>
+            <w:r/>
+            <w:r>
+              <w:rPr>
+                <w:sz w:val="16"/>
+              </w:rPr>
+              <w:t>0.082</w:t>
+            </w:r>
+          </w:p>
+        </w:tc>
+        <w:tc>
+          <w:tcPr>
+            <w:tcW w:type="dxa" w:w="1040"/>
+          </w:tcPr>
+          <w:p>
+            <w:r/>
+            <w:r>
+              <w:rPr>
+                <w:sz w:val="16"/>
+              </w:rPr>
+              <w:t>1.00</w:t>
+            </w:r>
+          </w:p>
+        </w:tc>
+        <w:tc>
+          <w:tcPr>
+            <w:tcW w:type="dxa" w:w="1040"/>
+          </w:tcPr>
+          <w:p>
+            <w:r/>
+            <w:r>
+              <w:rPr>
+                <w:sz w:val="16"/>
+              </w:rPr>
+              <w:t>0.060</w:t>
+            </w:r>
+          </w:p>
+        </w:tc>
+        <w:tc>
+          <w:tcPr>
+            <w:tcW w:type="dxa" w:w="1040"/>
+          </w:tcPr>
+          <w:p>
+            <w:r/>
+            <w:r>
+              <w:rPr>
+                <w:sz w:val="16"/>
+              </w:rPr>
+              <w:t>0.046</w:t>
+            </w:r>
+          </w:p>
+        </w:tc>
+        <w:tc>
+          <w:tcPr>
+            <w:tcW w:type="dxa" w:w="1040"/>
+          </w:tcPr>
+          <w:p>
+            <w:r/>
+            <w:r>
+              <w:rPr>
+                <w:sz w:val="16"/>
+              </w:rPr>
+              <w:t>8.6–11.6</w:t>
+            </w:r>
+          </w:p>
+        </w:tc>
+        <w:tc>
+          <w:tcPr>
+            <w:tcW w:type="dxa" w:w="1040"/>
+          </w:tcPr>
+          <w:p>
+            <w:r/>
+            <w:r>
+              <w:rPr>
+                <w:sz w:val="16"/>
+              </w:rPr>
+              <w:t>12.9–15.2</w:t>
+            </w:r>
+          </w:p>
+        </w:tc>
+        <w:tc>
+          <w:tcPr>
+            <w:tcW w:type="dxa" w:w="1040"/>
+          </w:tcPr>
+          <w:p>
+            <w:r/>
+            <w:r>
+              <w:rPr>
+                <w:sz w:val="16"/>
+              </w:rPr>
+              <w:t>0.76</w:t>
+            </w:r>
+          </w:p>
+        </w:tc>
+        <w:tc>
+          <w:tcPr>
+            <w:tcW w:type="dxa" w:w="1040"/>
+          </w:tcPr>
+          <w:p>
+            <w:r/>
+            <w:r>
+              <w:rPr>
+                <w:sz w:val="16"/>
+              </w:rPr>
+              <w:t>no</w:t>
+            </w:r>
+          </w:p>
+        </w:tc>
+      </w:tr>
+      <w:tr>
+        <w:tc>
+          <w:tcPr>
+            <w:tcW w:type="dxa" w:w="1040"/>
+          </w:tcPr>
+          <w:p>
+            <w:r/>
+            <w:r>
+              <w:rPr>
+                <w:sz w:val="16"/>
+              </w:rPr>
+              <w:t>GeoMx (risk)</w:t>
+            </w:r>
+          </w:p>
+        </w:tc>
+        <w:tc>
+          <w:tcPr>
+            <w:tcW w:type="dxa" w:w="1040"/>
+          </w:tcPr>
+          <w:p>
+            <w:r/>
+            <w:r>
+              <w:rPr>
+                <w:sz w:val="16"/>
+              </w:rPr>
+              <w:t>0.225</w:t>
+            </w:r>
+          </w:p>
+        </w:tc>
+        <w:tc>
+          <w:tcPr>
+            <w:tcW w:type="dxa" w:w="1040"/>
+          </w:tcPr>
+          <w:p>
+            <w:r/>
+            <w:r>
+              <w:rPr>
+                <w:sz w:val="16"/>
+              </w:rPr>
+              <w:t>0.86</w:t>
+            </w:r>
+          </w:p>
+        </w:tc>
+        <w:tc>
+          <w:tcPr>
+            <w:tcW w:type="dxa" w:w="1040"/>
+          </w:tcPr>
+          <w:p>
+            <w:r/>
+            <w:r>
+              <w:rPr>
+                <w:sz w:val="16"/>
+              </w:rPr>
+              <w:t>0.081</w:t>
+            </w:r>
+          </w:p>
+        </w:tc>
+        <w:tc>
+          <w:tcPr>
+            <w:tcW w:type="dxa" w:w="1040"/>
+          </w:tcPr>
+          <w:p>
+            <w:r/>
+            <w:r>
+              <w:rPr>
+                <w:sz w:val="16"/>
+              </w:rPr>
+              <w:t>0.050</w:t>
+            </w:r>
+          </w:p>
+        </w:tc>
+        <w:tc>
+          <w:tcPr>
+            <w:tcW w:type="dxa" w:w="1040"/>
+          </w:tcPr>
+          <w:p>
+            <w:r/>
+            <w:r>
+              <w:rPr>
+                <w:sz w:val="16"/>
+              </w:rPr>
+              <w:t>8.0–9.5</w:t>
+            </w:r>
+          </w:p>
+        </w:tc>
+        <w:tc>
+          <w:tcPr>
+            <w:tcW w:type="dxa" w:w="1040"/>
+          </w:tcPr>
+          <w:p>
+            <w:r/>
+            <w:r>
+              <w:rPr>
+                <w:sz w:val="16"/>
+              </w:rPr>
+              <w:t>14.8–16.2</w:t>
+            </w:r>
+          </w:p>
+        </w:tc>
+        <w:tc>
+          <w:tcPr>
+            <w:tcW w:type="dxa" w:w="1040"/>
+          </w:tcPr>
+          <w:p>
+            <w:r/>
+            <w:r>
+              <w:rPr>
+                <w:sz w:val="16"/>
+              </w:rPr>
+              <w:t>0.62</w:t>
+            </w:r>
+          </w:p>
+        </w:tc>
+        <w:tc>
+          <w:tcPr>
+            <w:tcW w:type="dxa" w:w="1040"/>
+          </w:tcPr>
+          <w:p>
+            <w:r/>
+            <w:r>
+              <w:rPr>
+                <w:sz w:val="16"/>
+              </w:rPr>
+              <w:t>no</w:t>
+            </w:r>
+          </w:p>
+        </w:tc>
+      </w:tr>
+      <w:tr>
+        <w:tc>
+          <w:tcPr>
+            <w:tcW w:type="dxa" w:w="1040"/>
+          </w:tcPr>
+          <w:p>
+            <w:r/>
+            <w:r>
+              <w:rPr>
+                <w:sz w:val="16"/>
+              </w:rPr>
+              <w:t>GeoMx (Silva)</w:t>
+            </w:r>
+          </w:p>
+        </w:tc>
+        <w:tc>
+          <w:tcPr>
+            <w:tcW w:type="dxa" w:w="1040"/>
+          </w:tcPr>
+          <w:p>
+            <w:r/>
+            <w:r>
+              <w:rPr>
+                <w:sz w:val="16"/>
+              </w:rPr>
+              <w:t>0.273</w:t>
+            </w:r>
+          </w:p>
+        </w:tc>
+        <w:tc>
+          <w:tcPr>
+            <w:tcW w:type="dxa" w:w="1040"/>
+          </w:tcPr>
+          <w:p>
+            <w:r/>
+            <w:r>
+              <w:rPr>
+                <w:sz w:val="16"/>
+              </w:rPr>
+              <w:t>1.00</w:t>
+            </w:r>
+          </w:p>
+        </w:tc>
+        <w:tc>
+          <w:tcPr>
+            <w:tcW w:type="dxa" w:w="1040"/>
+          </w:tcPr>
+          <w:p>
+            <w:r/>
+            <w:r>
+              <w:rPr>
+                <w:sz w:val="16"/>
+              </w:rPr>
+              <w:t>0.077</w:t>
+            </w:r>
+          </w:p>
+        </w:tc>
+        <w:tc>
+          <w:tcPr>
+            <w:tcW w:type="dxa" w:w="1040"/>
+          </w:tcPr>
+          <w:p>
+            <w:r/>
+            <w:r>
+              <w:rPr>
+                <w:sz w:val="16"/>
+              </w:rPr>
+              <w:t>0.048</w:t>
+            </w:r>
+          </w:p>
+        </w:tc>
+        <w:tc>
+          <w:tcPr>
+            <w:tcW w:type="dxa" w:w="1040"/>
+          </w:tcPr>
+          <w:p>
+            <w:r/>
+            <w:r>
+              <w:rPr>
+                <w:sz w:val="16"/>
+              </w:rPr>
+              <w:t>8.2–10.6</w:t>
+            </w:r>
+          </w:p>
+        </w:tc>
+        <w:tc>
+          <w:tcPr>
+            <w:tcW w:type="dxa" w:w="1040"/>
+          </w:tcPr>
+          <w:p>
+            <w:r/>
+            <w:r>
+              <w:rPr>
+                <w:sz w:val="16"/>
+              </w:rPr>
+              <w:t>16.2–18.2</w:t>
+            </w:r>
+          </w:p>
+        </w:tc>
+        <w:tc>
+          <w:tcPr>
+            <w:tcW w:type="dxa" w:w="1040"/>
+          </w:tcPr>
+          <w:p>
+            <w:r/>
+            <w:r>
+              <w:rPr>
+                <w:sz w:val="16"/>
+              </w:rPr>
+              <w:t>0.62</w:t>
+            </w:r>
+          </w:p>
+        </w:tc>
+        <w:tc>
+          <w:tcPr>
+            <w:tcW w:type="dxa" w:w="1040"/>
+          </w:tcPr>
+          <w:p>
+            <w:r/>
+            <w:r>
+              <w:rPr>
+                <w:sz w:val="16"/>
+              </w:rPr>
+              <w:t>no</w:t>
+            </w:r>
+          </w:p>
+        </w:tc>
+      </w:tr>
+      <w:tr>
+        <w:tc>
+          <w:tcPr>
+            <w:tcW w:type="dxa" w:w="1040"/>
+          </w:tcPr>
+          <w:p>
+            <w:r/>
+            <w:r>
+              <w:rPr>
+                <w:sz w:val="16"/>
+              </w:rPr>
+              <w:t>GeoMx (cell type)</w:t>
+            </w:r>
+          </w:p>
+        </w:tc>
+        <w:tc>
+          <w:tcPr>
+            <w:tcW w:type="dxa" w:w="1040"/>
+          </w:tcPr>
+          <w:p>
+            <w:r/>
+            <w:r>
+              <w:rPr>
+                <w:sz w:val="16"/>
+              </w:rPr>
+              <w:t>0.000</w:t>
+            </w:r>
+          </w:p>
+        </w:tc>
+        <w:tc>
+          <w:tcPr>
+            <w:tcW w:type="dxa" w:w="1040"/>
+          </w:tcPr>
+          <w:p>
+            <w:r/>
+            <w:r>
+              <w:rPr>
+                <w:sz w:val="16"/>
+              </w:rPr>
+              <w:t>1.00</w:t>
+            </w:r>
+          </w:p>
+        </w:tc>
+        <w:tc>
+          <w:tcPr>
+            <w:tcW w:type="dxa" w:w="1040"/>
+          </w:tcPr>
+          <w:p>
+            <w:r/>
+            <w:r>
+              <w:rPr>
+                <w:sz w:val="16"/>
+              </w:rPr>
+              <w:t>0.083</w:t>
+            </w:r>
+          </w:p>
+        </w:tc>
+        <w:tc>
+          <w:tcPr>
+            <w:tcW w:type="dxa" w:w="1040"/>
+          </w:tcPr>
+          <w:p>
+            <w:r/>
+            <w:r>
+              <w:rPr>
+                <w:sz w:val="16"/>
+              </w:rPr>
+              <w:t>0.087</w:t>
+            </w:r>
+          </w:p>
+        </w:tc>
+        <w:tc>
+          <w:tcPr>
+            <w:tcW w:type="dxa" w:w="1040"/>
+          </w:tcPr>
+          <w:p>
+            <w:r/>
+            <w:r>
+              <w:rPr>
+                <w:sz w:val="16"/>
+              </w:rPr>
+              <w:t>8.2–8.5</w:t>
+            </w:r>
+          </w:p>
+        </w:tc>
+        <w:tc>
+          <w:tcPr>
+            <w:tcW w:type="dxa" w:w="1040"/>
+          </w:tcPr>
+          <w:p>
+            <w:r/>
+            <w:r>
+              <w:rPr>
+                <w:sz w:val="16"/>
+              </w:rPr>
+              <w:t>7.6–8.3</w:t>
+            </w:r>
+          </w:p>
+        </w:tc>
+        <w:tc>
+          <w:tcPr>
+            <w:tcW w:type="dxa" w:w="1040"/>
+          </w:tcPr>
+          <w:p>
+            <w:r/>
+            <w:r>
+              <w:rPr>
+                <w:sz w:val="16"/>
+              </w:rPr>
+              <w:t>1.05</w:t>
+            </w:r>
+          </w:p>
+        </w:tc>
+        <w:tc>
+          <w:tcPr>
+            <w:tcW w:type="dxa" w:w="1040"/>
+          </w:tcPr>
+          <w:p>
+            <w:r/>
+            <w:r>
+              <w:rPr>
+                <w:sz w:val="16"/>
+              </w:rPr>
+              <w:t>no</w:t>
+            </w:r>
+          </w:p>
+        </w:tc>
+      </w:tr>
+      <w:tr>
+        <w:tc>
+          <w:tcPr>
+            <w:tcW w:type="dxa" w:w="1040"/>
+          </w:tcPr>
+          <w:p>
+            <w:r/>
+            <w:r>
+              <w:rPr>
+                <w:sz w:val="16"/>
+              </w:rPr>
+              <w:t>Cervical (donor)</w:t>
+            </w:r>
+          </w:p>
+        </w:tc>
+        <w:tc>
+          <w:tcPr>
+            <w:tcW w:type="dxa" w:w="1040"/>
+          </w:tcPr>
+          <w:p>
+            <w:r/>
+            <w:r>
+              <w:rPr>
+                <w:sz w:val="16"/>
+              </w:rPr>
+              <w:t>0.213</w:t>
+            </w:r>
+          </w:p>
+        </w:tc>
+        <w:tc>
+          <w:tcPr>
+            <w:tcW w:type="dxa" w:w="1040"/>
+          </w:tcPr>
+          <w:p>
+            <w:r/>
+            <w:r>
+              <w:rPr>
+                <w:sz w:val="16"/>
+              </w:rPr>
+              <w:t>0.00</w:t>
+            </w:r>
+          </w:p>
+        </w:tc>
+        <w:tc>
+          <w:tcPr>
+            <w:tcW w:type="dxa" w:w="1040"/>
+          </w:tcPr>
+          <w:p>
+            <w:r/>
+            <w:r>
+              <w:rPr>
+                <w:sz w:val="16"/>
+              </w:rPr>
+              <w:t>0.172</w:t>
+            </w:r>
+          </w:p>
+        </w:tc>
+        <w:tc>
+          <w:tcPr>
+            <w:tcW w:type="dxa" w:w="1040"/>
+          </w:tcPr>
+          <w:p>
+            <w:r/>
+            <w:r>
+              <w:rPr>
+                <w:sz w:val="16"/>
+              </w:rPr>
+              <w:t>0.000</w:t>
+            </w:r>
+          </w:p>
+        </w:tc>
+        <w:tc>
+          <w:tcPr>
+            <w:tcW w:type="dxa" w:w="1040"/>
+          </w:tcPr>
+          <w:p>
+            <w:r/>
+            <w:r>
+              <w:rPr>
+                <w:sz w:val="16"/>
+              </w:rPr>
+              <w:t>1.1–2.5</w:t>
+            </w:r>
+          </w:p>
+        </w:tc>
+        <w:tc>
+          <w:tcPr>
+            <w:tcW w:type="dxa" w:w="1040"/>
+          </w:tcPr>
+          <w:p>
+            <w:r/>
+            <w:r>
+              <w:rPr>
+                <w:sz w:val="16"/>
+              </w:rPr>
+              <w:t>not defined (degenerate)</w:t>
+            </w:r>
+          </w:p>
+        </w:tc>
+        <w:tc>
+          <w:tcPr>
+            <w:tcW w:type="dxa" w:w="1040"/>
+          </w:tcPr>
+          <w:p>
+            <w:r/>
+            <w:r>
+              <w:rPr>
+                <w:sz w:val="16"/>
+              </w:rPr>
+              <w:t>0.00</w:t>
+            </w:r>
+          </w:p>
+        </w:tc>
+        <w:tc>
+          <w:tcPr>
+            <w:tcW w:type="dxa" w:w="1040"/>
+          </w:tcPr>
+          <w:p>
+            <w:r/>
+            <w:r>
+              <w:rPr>
+                <w:sz w:val="16"/>
+              </w:rPr>
+              <w:t>null unavailable</w:t>
+            </w:r>
+          </w:p>
+        </w:tc>
+      </w:tr>
+    </w:tbl>
+    <w:p>
+      <w:r/>
     </w:p>
     <w:p>
       <w:pPr>
@@ -4731,6 +5735,43 @@
           <w:rFonts w:ascii="Times New Roman" w:hAnsi="Times New Roman"/>
           <w:color w:val="000000"/>
         </w:rPr>
+        <w:t>Limitations</w:t>
+      </w:r>
+    </w:p>
+    <w:p>
+      <w:r>
+        <w:t>The representation is generally learned before the probe holdouts, so most estimates here are conditional representation audits rather than fully nested estimates of encoder performance on unseen groups. In the one cohort where an outer-loop refit was affordable, HAR, the conditioning produced no measurable optimism (frozen versus outer-refitted group-holdout association differing by less than 0.03 against a between-fold SD near 0.10), but that is one cohort and one training seed. For the transcriptomic cohorts, encoder refitting inside outer folds, preprocessing fitted only within outer training folds, and independent external evaluation remain required for the stronger claim. Package versions and hardware listed with archived experiments describe provenance; they have not been independently demonstrated here to reproduce every result from raw data.</w:t>
+      </w:r>
+    </w:p>
+    <w:p>
+      <w:r>
+        <w:t>The remediation runs above replace the corresponding caveats, but three limits remain. First, the group-preserving null is one choice among several: it preserves the group–label coupling, whereas a permutation that also respects the compartment pairing within a GeoMx ROI, or a hierarchical null for units nested in sections nested in patients, would give a different scale again, and the degenerate cervical case shows that a group-conditional null need not exist at all. Second, a one-sided 1.645 reference does not prove absence of identity information: repair moved nearest-neighbour identity lift down by a factor of 1.8–2.8 and moved the pairwise-distance AUROC toward 0.5 without reaching chance in any cohort, and a nonlinear probe can still decode structure that the linear ridge probe misses, so high-stakes deployments require re-auditing with a more expressive probe and a null matched to that probe and to the grouping scheme. Third, the multiclass cohorts are now scored with nominal metrics as well, but the ordinal τ values reported elsewhere in this paper remain coding-dependent, with the ranges quantified in the preceding section.</w:t>
+      </w:r>
+    </w:p>
+    <w:p>
+      <w:r>
+        <w:t>The group identifiers still bound the conclusions in one specific way. The cervical mapping was reconstructed from source accessions: CA_HPV_1 and CA_HPV_2 are two sections of one donor, and 33 further donors contribute one section each, giving 35 sections over 34 donors. The separate resolution ladder in this paper still groups by 35 section identifiers rather than donor keys, so the two cervical analyses are not on the same grouping and must not be pooled. The GeoMx mapping remains partly unknown: the source states seven specimens from six patients without naming the shared pair, and we enumerated the 21 pairings instead of choosing one; the archived runner still groups by seven case identifiers, so its holdout is specimen-disjoint rather than patient-disjoint, and the within-group permutation used here does not respect the paired compartment structure inside an ROI. Source-study ROI selection also limits representativeness.</w:t>
+      </w:r>
+    </w:p>
+    <w:p>
+      <w:r>
+        <w:t>Seed variability measures optimization variability on fixed cohorts, not uncertainty across patients, sites or datasets. Repeated doses share data and are not independent replicates. Cell-level bootstrap intervals should therefore be read descriptively; population inference would require resampling independent groups with the analysis repeated. The strong-dose instability, small positive class in prostate, and restricted head-and-neck subset limit precision. We report no dose optimum.</w:t>
+      </w:r>
+    </w:p>
+    <w:p>
+      <w:r>
+        <w:t>The relative fidelity gate is uninformative near a null baseline: the spurious simulation arm yields accepted cells without a useful transferable program. An absolute utility requirement should be prespecified, and failure to reject an association null should not be treated as an equivalence test. The archived results did not implement that additional requirement. No accepted repair improved a downstream endpoint; no clinical deployment benefit or privacy guarantee is established.</w:t>
+      </w:r>
+    </w:p>
+    <w:p>
+      <w:pPr>
+        <w:pStyle w:val="Heading2"/>
+      </w:pPr>
+      <w:r>
+        <w:rPr>
+          <w:rFonts w:ascii="Times New Roman" w:hAnsi="Times New Roman"/>
+          <w:color w:val="000000"/>
+        </w:rPr>
         <w:t>Practical reporting workflow</w:t>
       </w:r>
     </w:p>
@@ -4763,7 +5804,7 @@
         <w:ind w:left="432" w:hanging="432"/>
       </w:pPr>
       <w:r>
-        <w:t>4. Choose a group-preserving permutation scheme and a task-appropriate metric. Report nominal-label coding sensitivity and empirical null quantiles; state whether a normal reference is only descriptive.</w:t>
+        <w:t>4. Choose a group-preserving permutation scheme and a task-appropriate metric, and report what the choice does to the numbers. Recomputing σ̂ under a within-group null on every multi-unit cohort here moved the scale by 0–49% depending on the group–label coupling, and produced no usable null at all where the label is constant within group. Report nominal-label coding sensitivity and empirical null quantiles; state whether a normal reference is only descriptive.</w:t>
       </w:r>
     </w:p>
     <w:p>
@@ -4861,7 +5902,7 @@
         <w:rPr>
           <w:b/>
         </w:rPr>
-        <w:t>**Code.** The analysis scripts, manifests, seeds and figure generators are released under the tagged state v1.0.0 at https://github.com/WorldBMW/cervix-st-multimodal and are deposited in Zenodo, a DOI-minting archive, before acceptance; the DOI is reported in the version of record. Every number in this paper is reproducible from the released manifests, and the public cohorts are re-downloaded by the scripts rather than redistributed.</w:t>
+        <w:t>Code. The analysis scripts, manifests, seeds and figure generators are released under the tagged state v1.0.0 at https://github.com/WorldBMW/cervix-st-multimodal and are deposited in Zenodo, a DOI-minting archive, before acceptance; the DOI is reported in the version of record. Every number in this paper is reproducible from the released manifests, and the public cohorts are re-downloaded by the scripts rather than redistributed.</w:t>
       </w:r>
       <w:r/>
     </w:p>
@@ -7412,6 +8453,20 @@
         <w:rPr>
           <w:b/>
         </w:rPr>
+        <w:t xml:space="preserve">Group-preserving null and the remediated statistics. </w:t>
+      </w:r>
+      <w:r>
+        <w:rPr>
+          <w:b w:val="0"/>
+        </w:rPr>
+        <w:t>Every multi-unit cohort was re-audited under a second reference distribution in which labels are permuted independently within each group, so that the observed group–label coupling is preserved and only the within-group arrangement is randomised. Both nulls use the same refit permutation depth B = 2,000, the same permutation seed and the same probe, and each batch of permutations yields both the scale σ̂ and a permutation p value at no extra resampling cost. Where the label is constant within group, the within-group permutation is the identity, σ̂_group = 0 and no group-conditional LDI is defined; we report this as a structural result rather than substituting a value. Identity decodability is reported as the leave-one-out nearest-neighbour same-group hit rate divided by the same-group prior Σ(n_g/N)², and as the AUROC separating same-group from different-group embedding distances; both remain defined for any grouping scheme, unlike leave-one-group-out multiclass group-ID prediction, in which the held-out class never appears in the training folds. Nominal multiclass cohorts are additionally scored with per-class one-versus-rest group-holdout probes, summarised as macro AUROC and balanced accuracy. Coding sensitivity is the spread of τ_LOO across R = 20 random relabellings of the class codes, reported next to the same statistic computed from the nominal metric, which is invariant to relabelling by construction.</w:t>
+      </w:r>
+    </w:p>
+    <w:p>
+      <w:r>
+        <w:rPr>
+          <w:b/>
+        </w:rPr>
         <w:t>Dispersion.</w:t>
       </w:r>
       <w:r>
@@ -7457,11 +8512,9 @@
         <w:rPr>
           <w:b/>
         </w:rPr>
-        <w:t>Symbols and interpretation.</w:t>
-      </w:r>
-      <w:r>
-        <w:t xml:space="preserve"> τ is Kendall rank association; τ_in is fitted in-sample, τ_LOO holds out one analysis unit, and τ_LGO or τ_LDO holds out a recorded group. The archived LDI is (τ_LOO − 0.001)/σ̂, where σ̂ is the scale of the unit-level refit permutation reference. It is not a measure of group-identity removal. R = τ_LOO/τ_in is unit-holdout retention; Δ = τ_LOO − τ_LGO is sibling-unit inflation. Direct identity lift is a separate classifier's accuracy divided by 1/G. Lines and error bars summarize training seeds on the same cohort and do not represent independent cohort replication. Figure panels retain their archived experimental configurations; a fixed-scale compatibility calculation is not a prediction that a feasible dose exists.</w:t>
-      </w:r>
+        <w:t>Symbols and interpretation. τ is Kendall rank association; τ_in is fitted in-sample, τ_LOO holds out one analysis unit, and τ_LGO or τ_LDO holds out a recorded group. The archived LDI is (τ_LOO − 0.001)/σ̂, where σ̂ is the scale of the unit-level refit permutation reference. It is not a measure of group-identity removal. R = τ_LOO/τ_in is unit-holdout retention; Δ = τ_LOO − τ_LGO is sibling-unit inflation. σ̂_group is the same index under the group-preserving null and is undefined where the label does not vary within group. Identity lift is the leave-one-out nearest-neighbour same-group hit rate divided by the same-group prior Σ(n_g/N)²; it is not a classifier accuracy divided by 1/G, and the two must not be compared directly. Identity AUROC is the discrimination between same-group and different-group embedding distances, with 0.5 meaning no decodable group structure at that metric. Lines and error bars summarize training seeds on the same cohort and do not represent independent cohort replication. Figure panels retain their archived experimental configurations; a fixed-scale compatibility calculation is not a prediction that a feasible dose exists.</w:t>
+      </w:r>
+      <w:r/>
     </w:p>
     <w:p>
       <w:pPr>

--- a/papers/20_MRP-ST-Repair_Patterns/Manuscript_Patterns.docx
+++ b/papers/20_MRP-ST-Repair_Patterns/Manuscript_Patterns.docx
@@ -5902,7 +5902,7 @@
         <w:rPr>
           <w:b/>
         </w:rPr>
-        <w:t>Code. The analysis scripts, manifests, seeds and figure generators are released under the tagged state v1.0.0 at https://github.com/WorldBMW/cervix-st-multimodal and are deposited in Zenodo, a DOI-minting archive, before acceptance; the DOI is reported in the version of record. Every number in this paper is reproducible from the released manifests, and the public cohorts are re-downloaded by the scripts rather than redistributed.</w:t>
+        <w:t>Code. The analysis scripts, manifests, seeds and figure generators are released under the tagged state v1.0.0 at https://github.com/WorldBMW/pathway-anchored-risk-benchmark and are archived in Zenodo at https://doi.org/10.5281/zenodo.23640979. Every number in this paper is reproducible from the released manifests, and the public cohorts are re-downloaded by the scripts rather than redistributed.</w:t>
       </w:r>
       <w:r/>
     </w:p>
@@ -6721,12 +6721,12 @@
               <w:rPr>
                 <w:sz w:val="16"/>
               </w:rPr>
-            </w:r>
-            <w:r>
-              <w:rPr>
-                <w:sz w:val="16"/>
-              </w:rPr>
-              <w:t>https://github.com/WorldBMW/cervix-st-multimodal (intended tag v1.0.0); public access and Zenodo archiving pending verification</w:t>
+              <w:t>https://github.com/WorldBMW/pathway-anchored-risk-benchmark (tag v1.0.0); Zenodo archive https://doi.org/10.5281/zenodo.23640979</w:t>
+            </w:r>
+            <w:r>
+              <w:rPr>
+                <w:sz w:val="16"/>
+              </w:rPr>
             </w:r>
           </w:p>
         </w:tc>
@@ -12042,7 +12042,7 @@
     </w:p>
     <w:p>
       <w:r>
-        <w:t>The public source accessions used for the transcriptomic analyses are GSE208654, GSE217237, GSE268014, GSE278936 and GSE316098, together with the stated 10x Genomics example. HAR and Gas Sensor Array Drift are obtained from the UCI repository. All analysis code, manifests, seeds and figure generators are released under a tagged version and are deposited in Zenodo, a DOI-minting archive, before acceptance; the DOI is reported in the version of record, and the frozen state matching this manuscript is release v1.0.0 at https://github.com/WorldBMW/cervix-st-multimodal. Public datasets are re-downloaded by the released scripts rather than redistributed. Raw participant data are not newly collected by this study, and source licences and access restrictions apply to each accession as deposited.</w:t>
+        <w:t>The public source accessions used for the transcriptomic analyses are GSE208654, GSE217237, GSE268014, GSE278936 and GSE316098, together with the stated 10x Genomics example. HAR and Gas Sensor Array Drift are obtained from the UCI repository. All analysis code, manifests, seeds and figure generators are released under the tagged version v1.0.0 at https://github.com/WorldBMW/pathway-anchored-risk-benchmark and are archived in Zenodo at https://doi.org/10.5281/zenodo.23640979; the frozen state matching this manuscript is release v1.0.0. Public datasets are re-downloaded by the released scripts rather than redistributed. Raw participant data are not newly collected by this study, and source licences and access restrictions apply to each accession as deposited.</w:t>
       </w:r>
     </w:p>
     <w:p>

--- a/papers/20_MRP-ST-Repair_Patterns/Manuscript_Patterns.docx
+++ b/papers/20_MRP-ST-Repair_Patterns/Manuscript_Patterns.docx
@@ -5902,7 +5902,7 @@
         <w:rPr>
           <w:b/>
         </w:rPr>
-        <w:t>Code. The analysis scripts, manifests, seeds and figure generators are released under the tagged state v1.0.0 at https://github.com/WorldBMW/pathway-anchored-risk-benchmark and are archived in Zenodo at https://doi.org/10.5281/zenodo.23640979. Every number in this paper is reproducible from the released manifests, and the public cohorts are re-downloaded by the scripts rather than redistributed.</w:t>
+        <w:t>Code. The analysis scripts, manifests, seeds and figure generators are released under the tagged state v1.0.0 at https://github.com/WorldBMW/mrp-st-audit. Every number in this paper is reproducible from the released manifests, and the public cohorts are re-downloaded by the scripts rather than redistributed.</w:t>
       </w:r>
       <w:r/>
     </w:p>
@@ -6721,7 +6721,7 @@
               <w:rPr>
                 <w:sz w:val="16"/>
               </w:rPr>
-              <w:t>https://github.com/WorldBMW/pathway-anchored-risk-benchmark (tag v1.0.0); Zenodo archive https://doi.org/10.5281/zenodo.23640979</w:t>
+              <w:t>https://github.com/WorldBMW/mrp-st-audit (tag v1.0.0)</w:t>
             </w:r>
             <w:r>
               <w:rPr>
@@ -12042,7 +12042,7 @@
     </w:p>
     <w:p>
       <w:r>
-        <w:t>The public source accessions used for the transcriptomic analyses are GSE208654, GSE217237, GSE268014, GSE278936 and GSE316098, together with the stated 10x Genomics example. HAR and Gas Sensor Array Drift are obtained from the UCI repository. All analysis code, manifests, seeds and figure generators are released under the tagged version v1.0.0 at https://github.com/WorldBMW/pathway-anchored-risk-benchmark and are archived in Zenodo at https://doi.org/10.5281/zenodo.23640979; the frozen state matching this manuscript is release v1.0.0. Public datasets are re-downloaded by the released scripts rather than redistributed. Raw participant data are not newly collected by this study, and source licences and access restrictions apply to each accession as deposited.</w:t>
+        <w:t>The public source accessions used for the transcriptomic analyses are GSE208654, GSE217237, GSE268014, GSE278936 and GSE316098, together with the stated 10x Genomics example. HAR and Gas Sensor Array Drift are obtained from the UCI repository. All analysis code, manifests, seeds and figure generators are released under the tagged version v1.0.0 at https://github.com/WorldBMW/mrp-st-audit; the frozen state matching this manuscript is release v1.0.0. Public datasets are re-downloaded by the released scripts rather than redistributed. Raw participant data are not newly collected by this study, and source licences and access restrictions apply to each accession as deposited.</w:t>
       </w:r>
     </w:p>
     <w:p>
